--- a/ECRITS_NIYYAH/bab_an_nafs.docx
+++ b/ECRITS_NIYYAH/bab_an_nafs.docx
@@ -4,78 +4,148 @@
   <w:body>
     <w:p>
       <w:pPr>
+        <w:spacing w:after="100"/>
+      </w:pPr>
+      <w:r>
+        <w:rPr>
+          <w:rFonts w:ascii="Cormorant Garamond" w:cs="Cormorant Garamond" w:eastAsia="Cormorant Garamond" w:hAnsi="Cormorant Garamond"/>
+          <w:b/>
+          <w:bCs/>
+          <w:sz w:val="36"/>
+          <w:szCs w:val="36"/>
+        </w:rPr>
+        <w:t xml:space="preserve">BAB AN-NAFS — Les 5 Portes</w:t>
+      </w:r>
+    </w:p>
+    <w:p>
+      <w:pPr>
+        <w:spacing w:after="300"/>
+      </w:pPr>
+      <w:r>
+        <w:rPr>
+          <w:rFonts w:ascii="Cormorant Garamond" w:cs="Cormorant Garamond" w:eastAsia="Cormorant Garamond" w:hAnsi="Cormorant Garamond"/>
+          <w:color w:val="888888"/>
+          <w:sz w:val="20"/>
+          <w:szCs w:val="20"/>
+        </w:rPr>
+        <w:t xml:space="preserve">Version 0.1 — Niyyah Daily</w:t>
+      </w:r>
+    </w:p>
+    <w:p>
+      <w:pPr>
+        <w:spacing w:after="120"/>
+      </w:pPr>
+      <w:r>
+        <w:rPr>
+          <w:rFonts w:ascii="Cormorant Garamond" w:cs="Cormorant Garamond" w:eastAsia="Cormorant Garamond" w:hAnsi="Cormorant Garamond"/>
+          <w:b/>
+          <w:bCs/>
+          <w:sz w:val="32"/>
+          <w:szCs w:val="32"/>
+        </w:rPr>
+        <w:t xml:space="preserve">Colère — الغضب</w:t>
+      </w:r>
+    </w:p>
+    <w:p>
+      <w:pPr>
+        <w:spacing w:after="60"/>
+      </w:pPr>
+      <w:r>
+        <w:rPr>
+          <w:rFonts w:ascii="Cormorant Garamond" w:cs="Cormorant Garamond" w:eastAsia="Cormorant Garamond" w:hAnsi="Cormorant Garamond"/>
+          <w:b/>
+          <w:bCs/>
+          <w:sz w:val="22"/>
+          <w:szCs w:val="22"/>
+        </w:rPr>
+        <w:t xml:space="preserve">ID : </w:t>
+      </w:r>
+      <w:r>
+        <w:rPr>
+          <w:rFonts w:ascii="Cormorant Garamond" w:cs="Cormorant Garamond" w:eastAsia="Cormorant Garamond" w:hAnsi="Cormorant Garamond"/>
+          <w:sz w:val="22"/>
+          <w:szCs w:val="22"/>
+        </w:rPr>
+        <w:t xml:space="preserve">colere</w:t>
+      </w:r>
+    </w:p>
+    <w:p>
+      <w:pPr>
+        <w:spacing w:after="60"/>
+      </w:pPr>
+      <w:r>
+        <w:rPr>
+          <w:rFonts w:ascii="Cormorant Garamond" w:cs="Cormorant Garamond" w:eastAsia="Cormorant Garamond" w:hAnsi="Cormorant Garamond"/>
+          <w:b/>
+          <w:bCs/>
+          <w:sz w:val="22"/>
+          <w:szCs w:val="22"/>
+        </w:rPr>
+        <w:t xml:space="preserve">Couleur : </w:t>
+      </w:r>
+      <w:r>
+        <w:rPr>
+          <w:rFonts w:ascii="Cormorant Garamond" w:cs="Cormorant Garamond" w:eastAsia="Cormorant Garamond" w:hAnsi="Cormorant Garamond"/>
+          <w:sz w:val="22"/>
+          <w:szCs w:val="22"/>
+        </w:rPr>
+        <w:t xml:space="preserve">#B33A3A</w:t>
+      </w:r>
+    </w:p>
+    <w:p>
+      <w:pPr>
+        <w:spacing w:after="60"/>
+      </w:pPr>
+      <w:r>
+        <w:rPr>
+          <w:rFonts w:ascii="Cormorant Garamond" w:cs="Cormorant Garamond" w:eastAsia="Cormorant Garamond" w:hAnsi="Cormorant Garamond"/>
+          <w:b/>
+          <w:bCs/>
+          <w:sz w:val="22"/>
+          <w:szCs w:val="22"/>
+        </w:rPr>
+        <w:t xml:space="preserve">Image : </w:t>
+      </w:r>
+      <w:r>
+        <w:rPr>
+          <w:rFonts w:ascii="Cormorant Garamond" w:cs="Cormorant Garamond" w:eastAsia="Cormorant Garamond" w:hAnsi="Cormorant Garamond"/>
+          <w:sz w:val="22"/>
+          <w:szCs w:val="22"/>
+        </w:rPr>
+        <w:t xml:space="preserve">assets/cards/porte-colere.webp</w:t>
+      </w:r>
+    </w:p>
+    <w:p>
+      <w:pPr>
         <w:spacing w:after="80"/>
       </w:pPr>
-      <w:r>
-        <w:rPr>
-          <w:rFonts w:ascii="Cormorant Garamond" w:cs="Cormorant Garamond" w:eastAsia="Cormorant Garamond" w:hAnsi="Cormorant Garamond"/>
-          <w:b/>
-          <w:bCs/>
-          <w:sz w:val="28"/>
-          <w:szCs w:val="28"/>
-        </w:rPr>
-        <w:t xml:space="preserve">Colère</w:t>
-      </w:r>
-    </w:p>
-    <w:p>
-      <w:pPr>
-        <w:spacing w:after="60"/>
-      </w:pPr>
-      <w:r>
-        <w:rPr>
-          <w:rFonts w:ascii="Cormorant Garamond" w:cs="Cormorant Garamond" w:eastAsia="Cormorant Garamond" w:hAnsi="Cormorant Garamond"/>
-          <w:sz w:val="22"/>
-          <w:szCs w:val="22"/>
-        </w:rPr>
-        <w:t xml:space="preserve">colere</w:t>
-      </w:r>
-    </w:p>
-    <w:p>
-      <w:pPr>
-        <w:spacing w:after="60"/>
-      </w:pPr>
-      <w:r>
-        <w:rPr>
-          <w:rFonts w:ascii="Cormorant Garamond" w:cs="Cormorant Garamond" w:eastAsia="Cormorant Garamond" w:hAnsi="Cormorant Garamond"/>
-          <w:sz w:val="22"/>
-          <w:szCs w:val="22"/>
-        </w:rPr>
-        <w:t xml:space="preserve">Colère</w:t>
-      </w:r>
-    </w:p>
-    <w:p>
-      <w:pPr>
-        <w:spacing w:after="60"/>
-      </w:pPr>
-      <w:r>
-        <w:rPr>
-          <w:rFonts w:ascii="Cormorant Garamond" w:cs="Cormorant Garamond" w:eastAsia="Cormorant Garamond" w:hAnsi="Cormorant Garamond"/>
-          <w:sz w:val="22"/>
-          <w:szCs w:val="22"/>
-        </w:rPr>
-        <w:t xml:space="preserve">#B33A3A</w:t>
-      </w:r>
-    </w:p>
-    <w:p>
-      <w:pPr>
-        <w:spacing w:after="60"/>
-      </w:pPr>
-      <w:r>
-        <w:rPr>
-          <w:rFonts w:ascii="Cormorant Garamond" w:cs="Cormorant Garamond" w:eastAsia="Cormorant Garamond" w:hAnsi="Cormorant Garamond"/>
-          <w:sz w:val="22"/>
-          <w:szCs w:val="22"/>
-        </w:rPr>
-        <w:t xml:space="preserve">assets/cards/porte-colere.webp</w:t>
-      </w:r>
-    </w:p>
-    <w:p>
-      <w:pPr>
-        <w:spacing w:after="60"/>
-      </w:pPr>
-      <w:r>
-        <w:rPr>
-          <w:rFonts w:ascii="Cormorant Garamond" w:cs="Cormorant Garamond" w:eastAsia="Cormorant Garamond" w:hAnsi="Cormorant Garamond"/>
+    </w:p>
+    <w:p>
+      <w:pPr>
+        <w:spacing w:after="60"/>
+      </w:pPr>
+      <w:r>
+        <w:rPr>
+          <w:rFonts w:ascii="Cormorant Garamond" w:cs="Cormorant Garamond" w:eastAsia="Cormorant Garamond" w:hAnsi="Cormorant Garamond"/>
+          <w:b/>
+          <w:bCs/>
+          <w:color w:val="C8A84A"/>
+          <w:sz w:val="20"/>
+          <w:szCs w:val="20"/>
+        </w:rPr>
+        <w:t xml:space="preserve">CITATION</w:t>
+      </w:r>
+    </w:p>
+    <w:p>
+      <w:pPr>
+        <w:spacing w:after="60"/>
+      </w:pPr>
+      <w:r>
+        <w:rPr>
+          <w:rFonts w:ascii="Cormorant Garamond" w:cs="Cormorant Garamond" w:eastAsia="Cormorant Garamond" w:hAnsi="Cormorant Garamond"/>
+          <w:i/>
+          <w:iCs/>
+          <w:color w:val="666666"/>
           <w:sz w:val="22"/>
           <w:szCs w:val="22"/>
         </w:rPr>
@@ -84,24 +154,91 @@
     </w:p>
     <w:p>
       <w:pPr>
-        <w:spacing w:after="60"/>
-      </w:pPr>
-      <w:r>
-        <w:rPr>
-          <w:rFonts w:ascii="Cormorant Garamond" w:cs="Cormorant Garamond" w:eastAsia="Cormorant Garamond" w:hAnsi="Cormorant Garamond"/>
-          <w:sz w:val="22"/>
-          <w:szCs w:val="22"/>
-        </w:rPr>
-        <w:t xml:space="preserve">Si tu es debout, assieds-toi. Si tu es assis, allonge-toi. Si la colère persiste, fais le wudû — l'eau apaise le feu.</w:t>
-      </w:r>
-    </w:p>
-    <w:p>
-      <w:pPr>
-        <w:spacing w:after="60"/>
-      </w:pPr>
-      <w:r>
-        <w:rPr>
-          <w:rFonts w:ascii="Cormorant Garamond" w:cs="Cormorant Garamond" w:eastAsia="Cormorant Garamond" w:hAnsi="Cormorant Garamond"/>
+        <w:spacing w:after="80"/>
+      </w:pPr>
+      <w:r>
+        <w:rPr>
+          <w:rFonts w:ascii="Cormorant Garamond" w:cs="Cormorant Garamond" w:eastAsia="Cormorant Garamond" w:hAnsi="Cormorant Garamond"/>
+          <w:i/>
+          <w:iCs/>
+          <w:color w:val="888888"/>
+          <w:sz w:val="18"/>
+          <w:szCs w:val="18"/>
+        </w:rPr>
+        <w:t xml:space="preserve">Al-Bukhârî 6114, Muslim 2609 — d'après Abû Hurayra</w:t>
+      </w:r>
+    </w:p>
+    <w:p>
+      <w:pPr>
+        <w:spacing w:after="60" w:before="100"/>
+      </w:pPr>
+      <w:r>
+        <w:rPr>
+          <w:rFonts w:ascii="Cormorant Garamond" w:cs="Cormorant Garamond" w:eastAsia="Cormorant Garamond" w:hAnsi="Cormorant Garamond"/>
+          <w:b/>
+          <w:bCs/>
+          <w:color w:val="C8A84A"/>
+          <w:sz w:val="20"/>
+          <w:szCs w:val="20"/>
+        </w:rPr>
+        <w:t xml:space="preserve">ACTION CONCRETE</w:t>
+      </w:r>
+    </w:p>
+    <w:p>
+      <w:pPr>
+        <w:spacing w:after="60"/>
+      </w:pPr>
+      <w:r>
+        <w:rPr>
+          <w:rFonts w:ascii="Cormorant Garamond" w:cs="Cormorant Garamond" w:eastAsia="Cormorant Garamond" w:hAnsi="Cormorant Garamond"/>
+          <w:sz w:val="22"/>
+          <w:szCs w:val="22"/>
+        </w:rPr>
+        <w:t xml:space="preserve">Si tu es debout, assieds-toi. Si tu es assis, allonge-toi. Si la colère persiste, tu peux faire le wudû.</w:t>
+      </w:r>
+    </w:p>
+    <w:p>
+      <w:pPr>
+        <w:spacing w:after="80"/>
+      </w:pPr>
+      <w:r>
+        <w:rPr>
+          <w:rFonts w:ascii="Cormorant Garamond" w:cs="Cormorant Garamond" w:eastAsia="Cormorant Garamond" w:hAnsi="Cormorant Garamond"/>
+          <w:i/>
+          <w:iCs/>
+          <w:color w:val="888888"/>
+          <w:sz w:val="18"/>
+          <w:szCs w:val="18"/>
+        </w:rPr>
+        <w:t xml:space="preserve">Abû Dawûd 4782, Ahmad</w:t>
+      </w:r>
+    </w:p>
+    <w:p>
+      <w:pPr>
+        <w:spacing w:after="60" w:before="100"/>
+      </w:pPr>
+      <w:r>
+        <w:rPr>
+          <w:rFonts w:ascii="Cormorant Garamond" w:cs="Cormorant Garamond" w:eastAsia="Cormorant Garamond" w:hAnsi="Cormorant Garamond"/>
+          <w:b/>
+          <w:bCs/>
+          <w:color w:val="C8A84A"/>
+          <w:sz w:val="20"/>
+          <w:szCs w:val="20"/>
+        </w:rPr>
+        <w:t xml:space="preserve">DU’A</w:t>
+      </w:r>
+    </w:p>
+    <w:p>
+      <w:pPr>
+        <w:spacing w:after="60"/>
+      </w:pPr>
+      <w:r>
+        <w:rPr>
+          <w:rFonts w:ascii="Cormorant Garamond" w:cs="Cormorant Garamond" w:eastAsia="Cormorant Garamond" w:hAnsi="Cormorant Garamond"/>
+          <w:i/>
+          <w:iCs/>
+          <w:color w:val="666666"/>
           <w:sz w:val="22"/>
           <w:szCs w:val="22"/>
         </w:rPr>
@@ -110,11 +247,30 @@
     </w:p>
     <w:p>
       <w:pPr>
-        <w:spacing w:after="60"/>
-      </w:pPr>
-      <w:r>
-        <w:rPr>
-          <w:rFonts w:ascii="Cormorant Garamond" w:cs="Cormorant Garamond" w:eastAsia="Cormorant Garamond" w:hAnsi="Cormorant Garamond"/>
+        <w:spacing w:after="60" w:before="100"/>
+      </w:pPr>
+      <w:r>
+        <w:rPr>
+          <w:rFonts w:ascii="Cormorant Garamond" w:cs="Cormorant Garamond" w:eastAsia="Cormorant Garamond" w:hAnsi="Cormorant Garamond"/>
+          <w:b/>
+          <w:bCs/>
+          <w:color w:val="C8A84A"/>
+          <w:sz w:val="20"/>
+          <w:szCs w:val="20"/>
+        </w:rPr>
+        <w:t xml:space="preserve">CLOTURE</w:t>
+      </w:r>
+    </w:p>
+    <w:p>
+      <w:pPr>
+        <w:spacing w:after="60"/>
+      </w:pPr>
+      <w:r>
+        <w:rPr>
+          <w:rFonts w:ascii="Cormorant Garamond" w:cs="Cormorant Garamond" w:eastAsia="Cormorant Garamond" w:hAnsi="Cormorant Garamond"/>
+          <w:i/>
+          <w:iCs/>
+          <w:color w:val="666666"/>
           <w:sz w:val="22"/>
           <w:szCs w:val="22"/>
         </w:rPr>
@@ -126,83 +282,124 @@
         <w:pBdr>
           <w:bottom w:val="single" w:color="CCCCCC" w:sz="1"/>
         </w:pBdr>
-        <w:spacing w:after="200" w:before="200"/>
-      </w:pPr>
+        <w:spacing w:after="300" w:before="300"/>
+      </w:pPr>
+    </w:p>
+    <w:p>
+      <w:pPr>
+        <w:spacing w:after="120"/>
+      </w:pPr>
+      <w:r>
+        <w:rPr>
+          <w:rFonts w:ascii="Cormorant Garamond" w:cs="Cormorant Garamond" w:eastAsia="Cormorant Garamond" w:hAnsi="Cormorant Garamond"/>
+          <w:b/>
+          <w:bCs/>
+          <w:sz w:val="32"/>
+          <w:szCs w:val="32"/>
+        </w:rPr>
+        <w:t xml:space="preserve">Anxiété — القلق</w:t>
+      </w:r>
+    </w:p>
+    <w:p>
+      <w:pPr>
+        <w:spacing w:after="60"/>
+      </w:pPr>
+      <w:r>
+        <w:rPr>
+          <w:rFonts w:ascii="Cormorant Garamond" w:cs="Cormorant Garamond" w:eastAsia="Cormorant Garamond" w:hAnsi="Cormorant Garamond"/>
+          <w:b/>
+          <w:bCs/>
+          <w:sz w:val="22"/>
+          <w:szCs w:val="22"/>
+        </w:rPr>
+        <w:t xml:space="preserve">ID : </w:t>
+      </w:r>
+      <w:r>
+        <w:rPr>
+          <w:rFonts w:ascii="Cormorant Garamond" w:cs="Cormorant Garamond" w:eastAsia="Cormorant Garamond" w:hAnsi="Cormorant Garamond"/>
+          <w:sz w:val="22"/>
+          <w:szCs w:val="22"/>
+        </w:rPr>
+        <w:t xml:space="preserve">anxiete</w:t>
+      </w:r>
+    </w:p>
+    <w:p>
+      <w:pPr>
+        <w:spacing w:after="60"/>
+      </w:pPr>
+      <w:r>
+        <w:rPr>
+          <w:rFonts w:ascii="Cormorant Garamond" w:cs="Cormorant Garamond" w:eastAsia="Cormorant Garamond" w:hAnsi="Cormorant Garamond"/>
+          <w:b/>
+          <w:bCs/>
+          <w:sz w:val="22"/>
+          <w:szCs w:val="22"/>
+        </w:rPr>
+        <w:t xml:space="preserve">Couleur : </w:t>
+      </w:r>
+      <w:r>
+        <w:rPr>
+          <w:rFonts w:ascii="Cormorant Garamond" w:cs="Cormorant Garamond" w:eastAsia="Cormorant Garamond" w:hAnsi="Cormorant Garamond"/>
+          <w:sz w:val="22"/>
+          <w:szCs w:val="22"/>
+        </w:rPr>
+        <w:t xml:space="preserve">#3F51B5</w:t>
+      </w:r>
+    </w:p>
+    <w:p>
+      <w:pPr>
+        <w:spacing w:after="60"/>
+      </w:pPr>
+      <w:r>
+        <w:rPr>
+          <w:rFonts w:ascii="Cormorant Garamond" w:cs="Cormorant Garamond" w:eastAsia="Cormorant Garamond" w:hAnsi="Cormorant Garamond"/>
+          <w:b/>
+          <w:bCs/>
+          <w:sz w:val="22"/>
+          <w:szCs w:val="22"/>
+        </w:rPr>
+        <w:t xml:space="preserve">Image : </w:t>
+      </w:r>
+      <w:r>
+        <w:rPr>
+          <w:rFonts w:ascii="Cormorant Garamond" w:cs="Cormorant Garamond" w:eastAsia="Cormorant Garamond" w:hAnsi="Cormorant Garamond"/>
+          <w:sz w:val="22"/>
+          <w:szCs w:val="22"/>
+        </w:rPr>
+        <w:t xml:space="preserve">assets/cards/porte-anxiete.webp</w:t>
+      </w:r>
     </w:p>
     <w:p>
       <w:pPr>
         <w:spacing w:after="80"/>
       </w:pPr>
-      <w:r>
-        <w:rPr>
-          <w:rFonts w:ascii="Cormorant Garamond" w:cs="Cormorant Garamond" w:eastAsia="Cormorant Garamond" w:hAnsi="Cormorant Garamond"/>
-          <w:b/>
-          <w:bCs/>
-          <w:sz w:val="28"/>
-          <w:szCs w:val="28"/>
-        </w:rPr>
-        <w:t xml:space="preserve">Anxiété</w:t>
-      </w:r>
-    </w:p>
-    <w:p>
-      <w:pPr>
-        <w:spacing w:after="60"/>
-      </w:pPr>
-      <w:r>
-        <w:rPr>
-          <w:rFonts w:ascii="Cormorant Garamond" w:cs="Cormorant Garamond" w:eastAsia="Cormorant Garamond" w:hAnsi="Cormorant Garamond"/>
-          <w:sz w:val="22"/>
-          <w:szCs w:val="22"/>
-        </w:rPr>
-        <w:t xml:space="preserve">anxiete</w:t>
-      </w:r>
-    </w:p>
-    <w:p>
-      <w:pPr>
-        <w:spacing w:after="60"/>
-      </w:pPr>
-      <w:r>
-        <w:rPr>
-          <w:rFonts w:ascii="Cormorant Garamond" w:cs="Cormorant Garamond" w:eastAsia="Cormorant Garamond" w:hAnsi="Cormorant Garamond"/>
-          <w:sz w:val="22"/>
-          <w:szCs w:val="22"/>
-        </w:rPr>
-        <w:t xml:space="preserve">Anxiété</w:t>
-      </w:r>
-    </w:p>
-    <w:p>
-      <w:pPr>
-        <w:spacing w:after="60"/>
-      </w:pPr>
-      <w:r>
-        <w:rPr>
-          <w:rFonts w:ascii="Cormorant Garamond" w:cs="Cormorant Garamond" w:eastAsia="Cormorant Garamond" w:hAnsi="Cormorant Garamond"/>
-          <w:sz w:val="22"/>
-          <w:szCs w:val="22"/>
-        </w:rPr>
-        <w:t xml:space="preserve">#3F51B5</w:t>
-      </w:r>
-    </w:p>
-    <w:p>
-      <w:pPr>
-        <w:spacing w:after="60"/>
-      </w:pPr>
-      <w:r>
-        <w:rPr>
-          <w:rFonts w:ascii="Cormorant Garamond" w:cs="Cormorant Garamond" w:eastAsia="Cormorant Garamond" w:hAnsi="Cormorant Garamond"/>
-          <w:sz w:val="22"/>
-          <w:szCs w:val="22"/>
-        </w:rPr>
-        <w:t xml:space="preserve">assets/cards/porte-anxiete.webp</w:t>
-      </w:r>
-    </w:p>
-    <w:p>
-      <w:pPr>
-        <w:spacing w:after="60"/>
-      </w:pPr>
-      <w:r>
-        <w:rPr>
-          <w:rFonts w:ascii="Cormorant Garamond" w:cs="Cormorant Garamond" w:eastAsia="Cormorant Garamond" w:hAnsi="Cormorant Garamond"/>
+    </w:p>
+    <w:p>
+      <w:pPr>
+        <w:spacing w:after="60"/>
+      </w:pPr>
+      <w:r>
+        <w:rPr>
+          <w:rFonts w:ascii="Cormorant Garamond" w:cs="Cormorant Garamond" w:eastAsia="Cormorant Garamond" w:hAnsi="Cormorant Garamond"/>
+          <w:b/>
+          <w:bCs/>
+          <w:color w:val="C8A84A"/>
+          <w:sz w:val="20"/>
+          <w:szCs w:val="20"/>
+        </w:rPr>
+        <w:t xml:space="preserve">CITATION</w:t>
+      </w:r>
+    </w:p>
+    <w:p>
+      <w:pPr>
+        <w:spacing w:after="60"/>
+      </w:pPr>
+      <w:r>
+        <w:rPr>
+          <w:rFonts w:ascii="Cormorant Garamond" w:cs="Cormorant Garamond" w:eastAsia="Cormorant Garamond" w:hAnsi="Cormorant Garamond"/>
+          <w:i/>
+          <w:iCs/>
+          <w:color w:val="666666"/>
           <w:sz w:val="22"/>
           <w:szCs w:val="22"/>
         </w:rPr>
@@ -211,24 +408,91 @@
     </w:p>
     <w:p>
       <w:pPr>
-        <w:spacing w:after="60"/>
-      </w:pPr>
-      <w:r>
-        <w:rPr>
-          <w:rFonts w:ascii="Cormorant Garamond" w:cs="Cormorant Garamond" w:eastAsia="Cormorant Garamond" w:hAnsi="Cormorant Garamond"/>
-          <w:sz w:val="22"/>
-          <w:szCs w:val="22"/>
-        </w:rPr>
-        <w:t xml:space="preserve">Pose ta main sur ton cœur. Respire lentement. Répète sept fois : Hasbiya Allâhu lâ ilâha illâ Huwa, 'alayhi tawakkaltu wa Huwa Rabbu-l-'arshi-l-'azhîm. (Allah me suffit, il n'est de divinité que Lui, je place ma confiance en Lui, Il est le Seigneur du Trône immense.)</w:t>
-      </w:r>
-    </w:p>
-    <w:p>
-      <w:pPr>
-        <w:spacing w:after="60"/>
-      </w:pPr>
-      <w:r>
-        <w:rPr>
-          <w:rFonts w:ascii="Cormorant Garamond" w:cs="Cormorant Garamond" w:eastAsia="Cormorant Garamond" w:hAnsi="Cormorant Garamond"/>
+        <w:spacing w:after="80"/>
+      </w:pPr>
+      <w:r>
+        <w:rPr>
+          <w:rFonts w:ascii="Cormorant Garamond" w:cs="Cormorant Garamond" w:eastAsia="Cormorant Garamond" w:hAnsi="Cormorant Garamond"/>
+          <w:i/>
+          <w:iCs/>
+          <w:color w:val="888888"/>
+          <w:sz w:val="18"/>
+          <w:szCs w:val="18"/>
+        </w:rPr>
+        <w:t xml:space="preserve">Coran, sourate Ar-Ra'd (13), verset 28</w:t>
+      </w:r>
+    </w:p>
+    <w:p>
+      <w:pPr>
+        <w:spacing w:after="60" w:before="100"/>
+      </w:pPr>
+      <w:r>
+        <w:rPr>
+          <w:rFonts w:ascii="Cormorant Garamond" w:cs="Cormorant Garamond" w:eastAsia="Cormorant Garamond" w:hAnsi="Cormorant Garamond"/>
+          <w:b/>
+          <w:bCs/>
+          <w:color w:val="C8A84A"/>
+          <w:sz w:val="20"/>
+          <w:szCs w:val="20"/>
+        </w:rPr>
+        <w:t xml:space="preserve">ACTION CONCRETE</w:t>
+      </w:r>
+    </w:p>
+    <w:p>
+      <w:pPr>
+        <w:spacing w:after="60"/>
+      </w:pPr>
+      <w:r>
+        <w:rPr>
+          <w:rFonts w:ascii="Cormorant Garamond" w:cs="Cormorant Garamond" w:eastAsia="Cormorant Garamond" w:hAnsi="Cormorant Garamond"/>
+          <w:sz w:val="22"/>
+          <w:szCs w:val="22"/>
+        </w:rPr>
+        <w:t xml:space="preserve">Pose ta main sur ton cœur. Respire lentement. Répète : Hasbiya Allâhu lâ ilâha illâ Huwa, 'alayhi tawakkaltu wa Huwa Rabbu-l-'arshi-l-'azhîm. (Sept fois matin et soir selon la sunna, ou autant que ton cœur en a besoin.) (Allah me suffit, il n'est de divinité que Lui, je place ma confiance en Lui, Il est le Seigneur du Trône immense.)</w:t>
+      </w:r>
+    </w:p>
+    <w:p>
+      <w:pPr>
+        <w:spacing w:after="80"/>
+      </w:pPr>
+      <w:r>
+        <w:rPr>
+          <w:rFonts w:ascii="Cormorant Garamond" w:cs="Cormorant Garamond" w:eastAsia="Cormorant Garamond" w:hAnsi="Cormorant Garamond"/>
+          <w:i/>
+          <w:iCs/>
+          <w:color w:val="888888"/>
+          <w:sz w:val="18"/>
+          <w:szCs w:val="18"/>
+        </w:rPr>
+        <w:t xml:space="preserve">Abû Dawûd 5081 — d'après Abû ad-Dardâ'</w:t>
+      </w:r>
+    </w:p>
+    <w:p>
+      <w:pPr>
+        <w:spacing w:after="60" w:before="100"/>
+      </w:pPr>
+      <w:r>
+        <w:rPr>
+          <w:rFonts w:ascii="Cormorant Garamond" w:cs="Cormorant Garamond" w:eastAsia="Cormorant Garamond" w:hAnsi="Cormorant Garamond"/>
+          <w:b/>
+          <w:bCs/>
+          <w:color w:val="C8A84A"/>
+          <w:sz w:val="20"/>
+          <w:szCs w:val="20"/>
+        </w:rPr>
+        <w:t xml:space="preserve">DU’A</w:t>
+      </w:r>
+    </w:p>
+    <w:p>
+      <w:pPr>
+        <w:spacing w:after="60"/>
+      </w:pPr>
+      <w:r>
+        <w:rPr>
+          <w:rFonts w:ascii="Cormorant Garamond" w:cs="Cormorant Garamond" w:eastAsia="Cormorant Garamond" w:hAnsi="Cormorant Garamond"/>
+          <w:i/>
+          <w:iCs/>
+          <w:color w:val="666666"/>
           <w:sz w:val="22"/>
           <w:szCs w:val="22"/>
         </w:rPr>
@@ -237,11 +501,30 @@
     </w:p>
     <w:p>
       <w:pPr>
-        <w:spacing w:after="60"/>
-      </w:pPr>
-      <w:r>
-        <w:rPr>
-          <w:rFonts w:ascii="Cormorant Garamond" w:cs="Cormorant Garamond" w:eastAsia="Cormorant Garamond" w:hAnsi="Cormorant Garamond"/>
+        <w:spacing w:after="60" w:before="100"/>
+      </w:pPr>
+      <w:r>
+        <w:rPr>
+          <w:rFonts w:ascii="Cormorant Garamond" w:cs="Cormorant Garamond" w:eastAsia="Cormorant Garamond" w:hAnsi="Cormorant Garamond"/>
+          <w:b/>
+          <w:bCs/>
+          <w:color w:val="C8A84A"/>
+          <w:sz w:val="20"/>
+          <w:szCs w:val="20"/>
+        </w:rPr>
+        <w:t xml:space="preserve">CLOTURE</w:t>
+      </w:r>
+    </w:p>
+    <w:p>
+      <w:pPr>
+        <w:spacing w:after="60"/>
+      </w:pPr>
+      <w:r>
+        <w:rPr>
+          <w:rFonts w:ascii="Cormorant Garamond" w:cs="Cormorant Garamond" w:eastAsia="Cormorant Garamond" w:hAnsi="Cormorant Garamond"/>
+          <w:i/>
+          <w:iCs/>
+          <w:color w:val="666666"/>
           <w:sz w:val="22"/>
           <w:szCs w:val="22"/>
         </w:rPr>
@@ -253,83 +536,124 @@
         <w:pBdr>
           <w:bottom w:val="single" w:color="CCCCCC" w:sz="1"/>
         </w:pBdr>
-        <w:spacing w:after="200" w:before="200"/>
-      </w:pPr>
+        <w:spacing w:after="300" w:before="300"/>
+      </w:pPr>
+    </w:p>
+    <w:p>
+      <w:pPr>
+        <w:spacing w:after="120"/>
+      </w:pPr>
+      <w:r>
+        <w:rPr>
+          <w:rFonts w:ascii="Cormorant Garamond" w:cs="Cormorant Garamond" w:eastAsia="Cormorant Garamond" w:hAnsi="Cormorant Garamond"/>
+          <w:b/>
+          <w:bCs/>
+          <w:sz w:val="32"/>
+          <w:szCs w:val="32"/>
+        </w:rPr>
+        <w:t xml:space="preserve">Regard — النظر</w:t>
+      </w:r>
+    </w:p>
+    <w:p>
+      <w:pPr>
+        <w:spacing w:after="60"/>
+      </w:pPr>
+      <w:r>
+        <w:rPr>
+          <w:rFonts w:ascii="Cormorant Garamond" w:cs="Cormorant Garamond" w:eastAsia="Cormorant Garamond" w:hAnsi="Cormorant Garamond"/>
+          <w:b/>
+          <w:bCs/>
+          <w:sz w:val="22"/>
+          <w:szCs w:val="22"/>
+        </w:rPr>
+        <w:t xml:space="preserve">ID : </w:t>
+      </w:r>
+      <w:r>
+        <w:rPr>
+          <w:rFonts w:ascii="Cormorant Garamond" w:cs="Cormorant Garamond" w:eastAsia="Cormorant Garamond" w:hAnsi="Cormorant Garamond"/>
+          <w:sz w:val="22"/>
+          <w:szCs w:val="22"/>
+        </w:rPr>
+        <w:t xml:space="preserve">regard</w:t>
+      </w:r>
+    </w:p>
+    <w:p>
+      <w:pPr>
+        <w:spacing w:after="60"/>
+      </w:pPr>
+      <w:r>
+        <w:rPr>
+          <w:rFonts w:ascii="Cormorant Garamond" w:cs="Cormorant Garamond" w:eastAsia="Cormorant Garamond" w:hAnsi="Cormorant Garamond"/>
+          <w:b/>
+          <w:bCs/>
+          <w:sz w:val="22"/>
+          <w:szCs w:val="22"/>
+        </w:rPr>
+        <w:t xml:space="preserve">Couleur : </w:t>
+      </w:r>
+      <w:r>
+        <w:rPr>
+          <w:rFonts w:ascii="Cormorant Garamond" w:cs="Cormorant Garamond" w:eastAsia="Cormorant Garamond" w:hAnsi="Cormorant Garamond"/>
+          <w:sz w:val="22"/>
+          <w:szCs w:val="22"/>
+        </w:rPr>
+        <w:t xml:space="preserve">#2E7D5B</w:t>
+      </w:r>
+    </w:p>
+    <w:p>
+      <w:pPr>
+        <w:spacing w:after="60"/>
+      </w:pPr>
+      <w:r>
+        <w:rPr>
+          <w:rFonts w:ascii="Cormorant Garamond" w:cs="Cormorant Garamond" w:eastAsia="Cormorant Garamond" w:hAnsi="Cormorant Garamond"/>
+          <w:b/>
+          <w:bCs/>
+          <w:sz w:val="22"/>
+          <w:szCs w:val="22"/>
+        </w:rPr>
+        <w:t xml:space="preserve">Image : </w:t>
+      </w:r>
+      <w:r>
+        <w:rPr>
+          <w:rFonts w:ascii="Cormorant Garamond" w:cs="Cormorant Garamond" w:eastAsia="Cormorant Garamond" w:hAnsi="Cormorant Garamond"/>
+          <w:sz w:val="22"/>
+          <w:szCs w:val="22"/>
+        </w:rPr>
+        <w:t xml:space="preserve">assets/cards/porte-regard.webp</w:t>
+      </w:r>
     </w:p>
     <w:p>
       <w:pPr>
         <w:spacing w:after="80"/>
       </w:pPr>
-      <w:r>
-        <w:rPr>
-          <w:rFonts w:ascii="Cormorant Garamond" w:cs="Cormorant Garamond" w:eastAsia="Cormorant Garamond" w:hAnsi="Cormorant Garamond"/>
-          <w:b/>
-          <w:bCs/>
-          <w:sz w:val="28"/>
-          <w:szCs w:val="28"/>
-        </w:rPr>
-        <w:t xml:space="preserve">Regard</w:t>
-      </w:r>
-    </w:p>
-    <w:p>
-      <w:pPr>
-        <w:spacing w:after="60"/>
-      </w:pPr>
-      <w:r>
-        <w:rPr>
-          <w:rFonts w:ascii="Cormorant Garamond" w:cs="Cormorant Garamond" w:eastAsia="Cormorant Garamond" w:hAnsi="Cormorant Garamond"/>
-          <w:sz w:val="22"/>
-          <w:szCs w:val="22"/>
-        </w:rPr>
-        <w:t xml:space="preserve">regard</w:t>
-      </w:r>
-    </w:p>
-    <w:p>
-      <w:pPr>
-        <w:spacing w:after="60"/>
-      </w:pPr>
-      <w:r>
-        <w:rPr>
-          <w:rFonts w:ascii="Cormorant Garamond" w:cs="Cormorant Garamond" w:eastAsia="Cormorant Garamond" w:hAnsi="Cormorant Garamond"/>
-          <w:sz w:val="22"/>
-          <w:szCs w:val="22"/>
-        </w:rPr>
-        <w:t xml:space="preserve">Regard</w:t>
-      </w:r>
-    </w:p>
-    <w:p>
-      <w:pPr>
-        <w:spacing w:after="60"/>
-      </w:pPr>
-      <w:r>
-        <w:rPr>
-          <w:rFonts w:ascii="Cormorant Garamond" w:cs="Cormorant Garamond" w:eastAsia="Cormorant Garamond" w:hAnsi="Cormorant Garamond"/>
-          <w:sz w:val="22"/>
-          <w:szCs w:val="22"/>
-        </w:rPr>
-        <w:t xml:space="preserve">#2E7D5B</w:t>
-      </w:r>
-    </w:p>
-    <w:p>
-      <w:pPr>
-        <w:spacing w:after="60"/>
-      </w:pPr>
-      <w:r>
-        <w:rPr>
-          <w:rFonts w:ascii="Cormorant Garamond" w:cs="Cormorant Garamond" w:eastAsia="Cormorant Garamond" w:hAnsi="Cormorant Garamond"/>
-          <w:sz w:val="22"/>
-          <w:szCs w:val="22"/>
-        </w:rPr>
-        <w:t xml:space="preserve">assets/cards/porte-regard.webp</w:t>
-      </w:r>
-    </w:p>
-    <w:p>
-      <w:pPr>
-        <w:spacing w:after="60"/>
-      </w:pPr>
-      <w:r>
-        <w:rPr>
-          <w:rFonts w:ascii="Cormorant Garamond" w:cs="Cormorant Garamond" w:eastAsia="Cormorant Garamond" w:hAnsi="Cormorant Garamond"/>
+    </w:p>
+    <w:p>
+      <w:pPr>
+        <w:spacing w:after="60"/>
+      </w:pPr>
+      <w:r>
+        <w:rPr>
+          <w:rFonts w:ascii="Cormorant Garamond" w:cs="Cormorant Garamond" w:eastAsia="Cormorant Garamond" w:hAnsi="Cormorant Garamond"/>
+          <w:b/>
+          <w:bCs/>
+          <w:color w:val="C8A84A"/>
+          <w:sz w:val="20"/>
+          <w:szCs w:val="20"/>
+        </w:rPr>
+        <w:t xml:space="preserve">CITATION</w:t>
+      </w:r>
+    </w:p>
+    <w:p>
+      <w:pPr>
+        <w:spacing w:after="60"/>
+      </w:pPr>
+      <w:r>
+        <w:rPr>
+          <w:rFonts w:ascii="Cormorant Garamond" w:cs="Cormorant Garamond" w:eastAsia="Cormorant Garamond" w:hAnsi="Cormorant Garamond"/>
+          <w:i/>
+          <w:iCs/>
+          <w:color w:val="666666"/>
           <w:sz w:val="22"/>
           <w:szCs w:val="22"/>
         </w:rPr>
@@ -338,6 +662,38 @@
     </w:p>
     <w:p>
       <w:pPr>
+        <w:spacing w:after="80"/>
+      </w:pPr>
+      <w:r>
+        <w:rPr>
+          <w:rFonts w:ascii="Cormorant Garamond" w:cs="Cormorant Garamond" w:eastAsia="Cormorant Garamond" w:hAnsi="Cormorant Garamond"/>
+          <w:i/>
+          <w:iCs/>
+          <w:color w:val="888888"/>
+          <w:sz w:val="18"/>
+          <w:szCs w:val="18"/>
+        </w:rPr>
+        <w:t xml:space="preserve">Coran, sourate An-Nûr (24), verset 30</w:t>
+      </w:r>
+    </w:p>
+    <w:p>
+      <w:pPr>
+        <w:spacing w:after="60" w:before="100"/>
+      </w:pPr>
+      <w:r>
+        <w:rPr>
+          <w:rFonts w:ascii="Cormorant Garamond" w:cs="Cormorant Garamond" w:eastAsia="Cormorant Garamond" w:hAnsi="Cormorant Garamond"/>
+          <w:b/>
+          <w:bCs/>
+          <w:color w:val="C8A84A"/>
+          <w:sz w:val="20"/>
+          <w:szCs w:val="20"/>
+        </w:rPr>
+        <w:t xml:space="preserve">ACTION CONCRETE</w:t>
+      </w:r>
+    </w:p>
+    <w:p>
+      <w:pPr>
         <w:spacing w:after="60"/>
       </w:pPr>
       <w:r>
@@ -351,11 +707,46 @@
     </w:p>
     <w:p>
       <w:pPr>
-        <w:spacing w:after="60"/>
-      </w:pPr>
-      <w:r>
-        <w:rPr>
-          <w:rFonts w:ascii="Cormorant Garamond" w:cs="Cormorant Garamond" w:eastAsia="Cormorant Garamond" w:hAnsi="Cormorant Garamond"/>
+        <w:spacing w:after="80"/>
+      </w:pPr>
+      <w:r>
+        <w:rPr>
+          <w:rFonts w:ascii="Cormorant Garamond" w:cs="Cormorant Garamond" w:eastAsia="Cormorant Garamond" w:hAnsi="Cormorant Garamond"/>
+          <w:i/>
+          <w:iCs/>
+          <w:color w:val="888888"/>
+          <w:sz w:val="18"/>
+          <w:szCs w:val="18"/>
+        </w:rPr>
+        <w:t xml:space="preserve">Muslim 2159 — Jarîr ibn 'Abdillâh : « J'ai interrogé le Messager d'Allah ﷺ sur le regard fortuit. Il m'a ordonné de détourner mon regard. »</w:t>
+      </w:r>
+    </w:p>
+    <w:p>
+      <w:pPr>
+        <w:spacing w:after="60" w:before="100"/>
+      </w:pPr>
+      <w:r>
+        <w:rPr>
+          <w:rFonts w:ascii="Cormorant Garamond" w:cs="Cormorant Garamond" w:eastAsia="Cormorant Garamond" w:hAnsi="Cormorant Garamond"/>
+          <w:b/>
+          <w:bCs/>
+          <w:color w:val="C8A84A"/>
+          <w:sz w:val="20"/>
+          <w:szCs w:val="20"/>
+        </w:rPr>
+        <w:t xml:space="preserve">DU’A</w:t>
+      </w:r>
+    </w:p>
+    <w:p>
+      <w:pPr>
+        <w:spacing w:after="60"/>
+      </w:pPr>
+      <w:r>
+        <w:rPr>
+          <w:rFonts w:ascii="Cormorant Garamond" w:cs="Cormorant Garamond" w:eastAsia="Cormorant Garamond" w:hAnsi="Cormorant Garamond"/>
+          <w:i/>
+          <w:iCs/>
+          <w:color w:val="666666"/>
           <w:sz w:val="22"/>
           <w:szCs w:val="22"/>
         </w:rPr>
@@ -364,11 +755,30 @@
     </w:p>
     <w:p>
       <w:pPr>
-        <w:spacing w:after="60"/>
-      </w:pPr>
-      <w:r>
-        <w:rPr>
-          <w:rFonts w:ascii="Cormorant Garamond" w:cs="Cormorant Garamond" w:eastAsia="Cormorant Garamond" w:hAnsi="Cormorant Garamond"/>
+        <w:spacing w:after="60" w:before="100"/>
+      </w:pPr>
+      <w:r>
+        <w:rPr>
+          <w:rFonts w:ascii="Cormorant Garamond" w:cs="Cormorant Garamond" w:eastAsia="Cormorant Garamond" w:hAnsi="Cormorant Garamond"/>
+          <w:b/>
+          <w:bCs/>
+          <w:color w:val="C8A84A"/>
+          <w:sz w:val="20"/>
+          <w:szCs w:val="20"/>
+        </w:rPr>
+        <w:t xml:space="preserve">CLOTURE</w:t>
+      </w:r>
+    </w:p>
+    <w:p>
+      <w:pPr>
+        <w:spacing w:after="60"/>
+      </w:pPr>
+      <w:r>
+        <w:rPr>
+          <w:rFonts w:ascii="Cormorant Garamond" w:cs="Cormorant Garamond" w:eastAsia="Cormorant Garamond" w:hAnsi="Cormorant Garamond"/>
+          <w:i/>
+          <w:iCs/>
+          <w:color w:val="666666"/>
           <w:sz w:val="22"/>
           <w:szCs w:val="22"/>
         </w:rPr>
@@ -380,83 +790,124 @@
         <w:pBdr>
           <w:bottom w:val="single" w:color="CCCCCC" w:sz="1"/>
         </w:pBdr>
-        <w:spacing w:after="200" w:before="200"/>
-      </w:pPr>
+        <w:spacing w:after="300" w:before="300"/>
+      </w:pPr>
+    </w:p>
+    <w:p>
+      <w:pPr>
+        <w:spacing w:after="120"/>
+      </w:pPr>
+      <w:r>
+        <w:rPr>
+          <w:rFonts w:ascii="Cormorant Garamond" w:cs="Cormorant Garamond" w:eastAsia="Cormorant Garamond" w:hAnsi="Cormorant Garamond"/>
+          <w:b/>
+          <w:bCs/>
+          <w:sz w:val="32"/>
+          <w:szCs w:val="32"/>
+        </w:rPr>
+        <w:t xml:space="preserve">Arrogance — الكِبْر</w:t>
+      </w:r>
+    </w:p>
+    <w:p>
+      <w:pPr>
+        <w:spacing w:after="60"/>
+      </w:pPr>
+      <w:r>
+        <w:rPr>
+          <w:rFonts w:ascii="Cormorant Garamond" w:cs="Cormorant Garamond" w:eastAsia="Cormorant Garamond" w:hAnsi="Cormorant Garamond"/>
+          <w:b/>
+          <w:bCs/>
+          <w:sz w:val="22"/>
+          <w:szCs w:val="22"/>
+        </w:rPr>
+        <w:t xml:space="preserve">ID : </w:t>
+      </w:r>
+      <w:r>
+        <w:rPr>
+          <w:rFonts w:ascii="Cormorant Garamond" w:cs="Cormorant Garamond" w:eastAsia="Cormorant Garamond" w:hAnsi="Cormorant Garamond"/>
+          <w:sz w:val="22"/>
+          <w:szCs w:val="22"/>
+        </w:rPr>
+        <w:t xml:space="preserve">arrogance</w:t>
+      </w:r>
+    </w:p>
+    <w:p>
+      <w:pPr>
+        <w:spacing w:after="60"/>
+      </w:pPr>
+      <w:r>
+        <w:rPr>
+          <w:rFonts w:ascii="Cormorant Garamond" w:cs="Cormorant Garamond" w:eastAsia="Cormorant Garamond" w:hAnsi="Cormorant Garamond"/>
+          <w:b/>
+          <w:bCs/>
+          <w:sz w:val="22"/>
+          <w:szCs w:val="22"/>
+        </w:rPr>
+        <w:t xml:space="preserve">Couleur : </w:t>
+      </w:r>
+      <w:r>
+        <w:rPr>
+          <w:rFonts w:ascii="Cormorant Garamond" w:cs="Cormorant Garamond" w:eastAsia="Cormorant Garamond" w:hAnsi="Cormorant Garamond"/>
+          <w:sz w:val="22"/>
+          <w:szCs w:val="22"/>
+        </w:rPr>
+        <w:t xml:space="preserve">#6A1B7A</w:t>
+      </w:r>
+    </w:p>
+    <w:p>
+      <w:pPr>
+        <w:spacing w:after="60"/>
+      </w:pPr>
+      <w:r>
+        <w:rPr>
+          <w:rFonts w:ascii="Cormorant Garamond" w:cs="Cormorant Garamond" w:eastAsia="Cormorant Garamond" w:hAnsi="Cormorant Garamond"/>
+          <w:b/>
+          <w:bCs/>
+          <w:sz w:val="22"/>
+          <w:szCs w:val="22"/>
+        </w:rPr>
+        <w:t xml:space="preserve">Image : </w:t>
+      </w:r>
+      <w:r>
+        <w:rPr>
+          <w:rFonts w:ascii="Cormorant Garamond" w:cs="Cormorant Garamond" w:eastAsia="Cormorant Garamond" w:hAnsi="Cormorant Garamond"/>
+          <w:sz w:val="22"/>
+          <w:szCs w:val="22"/>
+        </w:rPr>
+        <w:t xml:space="preserve">assets/cards/porte-arrogance.webp</w:t>
+      </w:r>
     </w:p>
     <w:p>
       <w:pPr>
         <w:spacing w:after="80"/>
       </w:pPr>
-      <w:r>
-        <w:rPr>
-          <w:rFonts w:ascii="Cormorant Garamond" w:cs="Cormorant Garamond" w:eastAsia="Cormorant Garamond" w:hAnsi="Cormorant Garamond"/>
-          <w:b/>
-          <w:bCs/>
-          <w:sz w:val="28"/>
-          <w:szCs w:val="28"/>
-        </w:rPr>
-        <w:t xml:space="preserve">Arrogance</w:t>
-      </w:r>
-    </w:p>
-    <w:p>
-      <w:pPr>
-        <w:spacing w:after="60"/>
-      </w:pPr>
-      <w:r>
-        <w:rPr>
-          <w:rFonts w:ascii="Cormorant Garamond" w:cs="Cormorant Garamond" w:eastAsia="Cormorant Garamond" w:hAnsi="Cormorant Garamond"/>
-          <w:sz w:val="22"/>
-          <w:szCs w:val="22"/>
-        </w:rPr>
-        <w:t xml:space="preserve">arrogance</w:t>
-      </w:r>
-    </w:p>
-    <w:p>
-      <w:pPr>
-        <w:spacing w:after="60"/>
-      </w:pPr>
-      <w:r>
-        <w:rPr>
-          <w:rFonts w:ascii="Cormorant Garamond" w:cs="Cormorant Garamond" w:eastAsia="Cormorant Garamond" w:hAnsi="Cormorant Garamond"/>
-          <w:sz w:val="22"/>
-          <w:szCs w:val="22"/>
-        </w:rPr>
-        <w:t xml:space="preserve">Arrogance</w:t>
-      </w:r>
-    </w:p>
-    <w:p>
-      <w:pPr>
-        <w:spacing w:after="60"/>
-      </w:pPr>
-      <w:r>
-        <w:rPr>
-          <w:rFonts w:ascii="Cormorant Garamond" w:cs="Cormorant Garamond" w:eastAsia="Cormorant Garamond" w:hAnsi="Cormorant Garamond"/>
-          <w:sz w:val="22"/>
-          <w:szCs w:val="22"/>
-        </w:rPr>
-        <w:t xml:space="preserve">#6A1B7A</w:t>
-      </w:r>
-    </w:p>
-    <w:p>
-      <w:pPr>
-        <w:spacing w:after="60"/>
-      </w:pPr>
-      <w:r>
-        <w:rPr>
-          <w:rFonts w:ascii="Cormorant Garamond" w:cs="Cormorant Garamond" w:eastAsia="Cormorant Garamond" w:hAnsi="Cormorant Garamond"/>
-          <w:sz w:val="22"/>
-          <w:szCs w:val="22"/>
-        </w:rPr>
-        <w:t xml:space="preserve">assets/cards/porte-arrogance.webp</w:t>
-      </w:r>
-    </w:p>
-    <w:p>
-      <w:pPr>
-        <w:spacing w:after="60"/>
-      </w:pPr>
-      <w:r>
-        <w:rPr>
-          <w:rFonts w:ascii="Cormorant Garamond" w:cs="Cormorant Garamond" w:eastAsia="Cormorant Garamond" w:hAnsi="Cormorant Garamond"/>
+    </w:p>
+    <w:p>
+      <w:pPr>
+        <w:spacing w:after="60"/>
+      </w:pPr>
+      <w:r>
+        <w:rPr>
+          <w:rFonts w:ascii="Cormorant Garamond" w:cs="Cormorant Garamond" w:eastAsia="Cormorant Garamond" w:hAnsi="Cormorant Garamond"/>
+          <w:b/>
+          <w:bCs/>
+          <w:color w:val="C8A84A"/>
+          <w:sz w:val="20"/>
+          <w:szCs w:val="20"/>
+        </w:rPr>
+        <w:t xml:space="preserve">CITATION</w:t>
+      </w:r>
+    </w:p>
+    <w:p>
+      <w:pPr>
+        <w:spacing w:after="60"/>
+      </w:pPr>
+      <w:r>
+        <w:rPr>
+          <w:rFonts w:ascii="Cormorant Garamond" w:cs="Cormorant Garamond" w:eastAsia="Cormorant Garamond" w:hAnsi="Cormorant Garamond"/>
+          <w:i/>
+          <w:iCs/>
+          <w:color w:val="666666"/>
           <w:sz w:val="22"/>
           <w:szCs w:val="22"/>
         </w:rPr>
@@ -465,6 +916,38 @@
     </w:p>
     <w:p>
       <w:pPr>
+        <w:spacing w:after="80"/>
+      </w:pPr>
+      <w:r>
+        <w:rPr>
+          <w:rFonts w:ascii="Cormorant Garamond" w:cs="Cormorant Garamond" w:eastAsia="Cormorant Garamond" w:hAnsi="Cormorant Garamond"/>
+          <w:i/>
+          <w:iCs/>
+          <w:color w:val="888888"/>
+          <w:sz w:val="18"/>
+          <w:szCs w:val="18"/>
+        </w:rPr>
+        <w:t xml:space="preserve">Muslim 91 — d'après 'Abdullâh ibn Mas'ûd</w:t>
+      </w:r>
+    </w:p>
+    <w:p>
+      <w:pPr>
+        <w:spacing w:after="60" w:before="100"/>
+      </w:pPr>
+      <w:r>
+        <w:rPr>
+          <w:rFonts w:ascii="Cormorant Garamond" w:cs="Cormorant Garamond" w:eastAsia="Cormorant Garamond" w:hAnsi="Cormorant Garamond"/>
+          <w:b/>
+          <w:bCs/>
+          <w:color w:val="C8A84A"/>
+          <w:sz w:val="20"/>
+          <w:szCs w:val="20"/>
+        </w:rPr>
+        <w:t xml:space="preserve">ACTION CONCRETE</w:t>
+      </w:r>
+    </w:p>
+    <w:p>
+      <w:pPr>
         <w:spacing w:after="60"/>
       </w:pPr>
       <w:r>
@@ -478,11 +961,46 @@
     </w:p>
     <w:p>
       <w:pPr>
-        <w:spacing w:after="60"/>
-      </w:pPr>
-      <w:r>
-        <w:rPr>
-          <w:rFonts w:ascii="Cormorant Garamond" w:cs="Cormorant Garamond" w:eastAsia="Cormorant Garamond" w:hAnsi="Cormorant Garamond"/>
+        <w:spacing w:after="80"/>
+      </w:pPr>
+      <w:r>
+        <w:rPr>
+          <w:rFonts w:ascii="Cormorant Garamond" w:cs="Cormorant Garamond" w:eastAsia="Cormorant Garamond" w:hAnsi="Cormorant Garamond"/>
+          <w:i/>
+          <w:iCs/>
+          <w:color w:val="888888"/>
+          <w:sz w:val="18"/>
+          <w:szCs w:val="18"/>
+        </w:rPr>
+        <w:t xml:space="preserve">Muslim 482 — « Le serviteur est le plus proche de son Seigneur lorsqu'il est en prosternation. »</w:t>
+      </w:r>
+    </w:p>
+    <w:p>
+      <w:pPr>
+        <w:spacing w:after="60" w:before="100"/>
+      </w:pPr>
+      <w:r>
+        <w:rPr>
+          <w:rFonts w:ascii="Cormorant Garamond" w:cs="Cormorant Garamond" w:eastAsia="Cormorant Garamond" w:hAnsi="Cormorant Garamond"/>
+          <w:b/>
+          <w:bCs/>
+          <w:color w:val="C8A84A"/>
+          <w:sz w:val="20"/>
+          <w:szCs w:val="20"/>
+        </w:rPr>
+        <w:t xml:space="preserve">DU’A</w:t>
+      </w:r>
+    </w:p>
+    <w:p>
+      <w:pPr>
+        <w:spacing w:after="60"/>
+      </w:pPr>
+      <w:r>
+        <w:rPr>
+          <w:rFonts w:ascii="Cormorant Garamond" w:cs="Cormorant Garamond" w:eastAsia="Cormorant Garamond" w:hAnsi="Cormorant Garamond"/>
+          <w:i/>
+          <w:iCs/>
+          <w:color w:val="666666"/>
           <w:sz w:val="22"/>
           <w:szCs w:val="22"/>
         </w:rPr>
@@ -491,11 +1009,30 @@
     </w:p>
     <w:p>
       <w:pPr>
-        <w:spacing w:after="60"/>
-      </w:pPr>
-      <w:r>
-        <w:rPr>
-          <w:rFonts w:ascii="Cormorant Garamond" w:cs="Cormorant Garamond" w:eastAsia="Cormorant Garamond" w:hAnsi="Cormorant Garamond"/>
+        <w:spacing w:after="60" w:before="100"/>
+      </w:pPr>
+      <w:r>
+        <w:rPr>
+          <w:rFonts w:ascii="Cormorant Garamond" w:cs="Cormorant Garamond" w:eastAsia="Cormorant Garamond" w:hAnsi="Cormorant Garamond"/>
+          <w:b/>
+          <w:bCs/>
+          <w:color w:val="C8A84A"/>
+          <w:sz w:val="20"/>
+          <w:szCs w:val="20"/>
+        </w:rPr>
+        <w:t xml:space="preserve">CLOTURE</w:t>
+      </w:r>
+    </w:p>
+    <w:p>
+      <w:pPr>
+        <w:spacing w:after="60"/>
+      </w:pPr>
+      <w:r>
+        <w:rPr>
+          <w:rFonts w:ascii="Cormorant Garamond" w:cs="Cormorant Garamond" w:eastAsia="Cormorant Garamond" w:hAnsi="Cormorant Garamond"/>
+          <w:i/>
+          <w:iCs/>
+          <w:color w:val="666666"/>
           <w:sz w:val="22"/>
           <w:szCs w:val="22"/>
         </w:rPr>
@@ -507,87 +1044,160 @@
         <w:pBdr>
           <w:bottom w:val="single" w:color="CCCCCC" w:sz="1"/>
         </w:pBdr>
-        <w:spacing w:after="200" w:before="200"/>
-      </w:pPr>
+        <w:spacing w:after="300" w:before="300"/>
+      </w:pPr>
+    </w:p>
+    <w:p>
+      <w:pPr>
+        <w:spacing w:after="120"/>
+      </w:pPr>
+      <w:r>
+        <w:rPr>
+          <w:rFonts w:ascii="Cormorant Garamond" w:cs="Cormorant Garamond" w:eastAsia="Cormorant Garamond" w:hAnsi="Cormorant Garamond"/>
+          <w:b/>
+          <w:bCs/>
+          <w:sz w:val="32"/>
+          <w:szCs w:val="32"/>
+        </w:rPr>
+        <w:t xml:space="preserve">Paresse — الكَسَل</w:t>
+      </w:r>
+    </w:p>
+    <w:p>
+      <w:pPr>
+        <w:spacing w:after="60"/>
+      </w:pPr>
+      <w:r>
+        <w:rPr>
+          <w:rFonts w:ascii="Cormorant Garamond" w:cs="Cormorant Garamond" w:eastAsia="Cormorant Garamond" w:hAnsi="Cormorant Garamond"/>
+          <w:b/>
+          <w:bCs/>
+          <w:sz w:val="22"/>
+          <w:szCs w:val="22"/>
+        </w:rPr>
+        <w:t xml:space="preserve">ID : </w:t>
+      </w:r>
+      <w:r>
+        <w:rPr>
+          <w:rFonts w:ascii="Cormorant Garamond" w:cs="Cormorant Garamond" w:eastAsia="Cormorant Garamond" w:hAnsi="Cormorant Garamond"/>
+          <w:sz w:val="22"/>
+          <w:szCs w:val="22"/>
+        </w:rPr>
+        <w:t xml:space="preserve">paresse</w:t>
+      </w:r>
+    </w:p>
+    <w:p>
+      <w:pPr>
+        <w:spacing w:after="60"/>
+      </w:pPr>
+      <w:r>
+        <w:rPr>
+          <w:rFonts w:ascii="Cormorant Garamond" w:cs="Cormorant Garamond" w:eastAsia="Cormorant Garamond" w:hAnsi="Cormorant Garamond"/>
+          <w:b/>
+          <w:bCs/>
+          <w:sz w:val="22"/>
+          <w:szCs w:val="22"/>
+        </w:rPr>
+        <w:t xml:space="preserve">Couleur : </w:t>
+      </w:r>
+      <w:r>
+        <w:rPr>
+          <w:rFonts w:ascii="Cormorant Garamond" w:cs="Cormorant Garamond" w:eastAsia="Cormorant Garamond" w:hAnsi="Cormorant Garamond"/>
+          <w:sz w:val="22"/>
+          <w:szCs w:val="22"/>
+        </w:rPr>
+        <w:t xml:space="preserve">#6E6E6E</w:t>
+      </w:r>
+    </w:p>
+    <w:p>
+      <w:pPr>
+        <w:spacing w:after="60"/>
+      </w:pPr>
+      <w:r>
+        <w:rPr>
+          <w:rFonts w:ascii="Cormorant Garamond" w:cs="Cormorant Garamond" w:eastAsia="Cormorant Garamond" w:hAnsi="Cormorant Garamond"/>
+          <w:b/>
+          <w:bCs/>
+          <w:sz w:val="22"/>
+          <w:szCs w:val="22"/>
+        </w:rPr>
+        <w:t xml:space="preserve">Image : </w:t>
+      </w:r>
+      <w:r>
+        <w:rPr>
+          <w:rFonts w:ascii="Cormorant Garamond" w:cs="Cormorant Garamond" w:eastAsia="Cormorant Garamond" w:hAnsi="Cormorant Garamond"/>
+          <w:sz w:val="22"/>
+          <w:szCs w:val="22"/>
+        </w:rPr>
+        <w:t xml:space="preserve">assets/cards/porte-paresse.webp</w:t>
+      </w:r>
     </w:p>
     <w:p>
       <w:pPr>
         <w:spacing w:after="80"/>
       </w:pPr>
-      <w:r>
-        <w:rPr>
-          <w:rFonts w:ascii="Cormorant Garamond" w:cs="Cormorant Garamond" w:eastAsia="Cormorant Garamond" w:hAnsi="Cormorant Garamond"/>
-          <w:b/>
-          <w:bCs/>
-          <w:sz w:val="28"/>
-          <w:szCs w:val="28"/>
-        </w:rPr>
-        <w:t xml:space="preserve">Paresse</w:t>
-      </w:r>
-    </w:p>
-    <w:p>
-      <w:pPr>
-        <w:spacing w:after="60"/>
-      </w:pPr>
-      <w:r>
-        <w:rPr>
-          <w:rFonts w:ascii="Cormorant Garamond" w:cs="Cormorant Garamond" w:eastAsia="Cormorant Garamond" w:hAnsi="Cormorant Garamond"/>
-          <w:sz w:val="22"/>
-          <w:szCs w:val="22"/>
-        </w:rPr>
-        <w:t xml:space="preserve">paresse</w:t>
-      </w:r>
-    </w:p>
-    <w:p>
-      <w:pPr>
-        <w:spacing w:after="60"/>
-      </w:pPr>
-      <w:r>
-        <w:rPr>
-          <w:rFonts w:ascii="Cormorant Garamond" w:cs="Cormorant Garamond" w:eastAsia="Cormorant Garamond" w:hAnsi="Cormorant Garamond"/>
-          <w:sz w:val="22"/>
-          <w:szCs w:val="22"/>
-        </w:rPr>
-        <w:t xml:space="preserve">Paresse</w:t>
-      </w:r>
-    </w:p>
-    <w:p>
-      <w:pPr>
-        <w:spacing w:after="60"/>
-      </w:pPr>
-      <w:r>
-        <w:rPr>
-          <w:rFonts w:ascii="Cormorant Garamond" w:cs="Cormorant Garamond" w:eastAsia="Cormorant Garamond" w:hAnsi="Cormorant Garamond"/>
-          <w:sz w:val="22"/>
-          <w:szCs w:val="22"/>
-        </w:rPr>
-        <w:t xml:space="preserve">#6E6E6E</w:t>
-      </w:r>
-    </w:p>
-    <w:p>
-      <w:pPr>
-        <w:spacing w:after="60"/>
-      </w:pPr>
-      <w:r>
-        <w:rPr>
-          <w:rFonts w:ascii="Cormorant Garamond" w:cs="Cormorant Garamond" w:eastAsia="Cormorant Garamond" w:hAnsi="Cormorant Garamond"/>
-          <w:sz w:val="22"/>
-          <w:szCs w:val="22"/>
-        </w:rPr>
-        <w:t xml:space="preserve">assets/cards/porte-paresse.webp</w:t>
-      </w:r>
-    </w:p>
-    <w:p>
-      <w:pPr>
-        <w:spacing w:after="60"/>
-      </w:pPr>
-      <w:r>
-        <w:rPr>
-          <w:rFonts w:ascii="Cormorant Garamond" w:cs="Cormorant Garamond" w:eastAsia="Cormorant Garamond" w:hAnsi="Cormorant Garamond"/>
-          <w:sz w:val="22"/>
-          <w:szCs w:val="22"/>
-        </w:rPr>
-        <w:t xml:space="preserve">Ô Allah, je cherche refuge auprès de Toi contre l'incapacité et la paresse, contre la lâcheté et l'avarice, contre l'écrasement des dettes et la domination des hommes.</w:t>
+    </w:p>
+    <w:p>
+      <w:pPr>
+        <w:spacing w:after="60"/>
+      </w:pPr>
+      <w:r>
+        <w:rPr>
+          <w:rFonts w:ascii="Cormorant Garamond" w:cs="Cormorant Garamond" w:eastAsia="Cormorant Garamond" w:hAnsi="Cormorant Garamond"/>
+          <w:b/>
+          <w:bCs/>
+          <w:color w:val="C8A84A"/>
+          <w:sz w:val="20"/>
+          <w:szCs w:val="20"/>
+        </w:rPr>
+        <w:t xml:space="preserve">CITATION</w:t>
+      </w:r>
+    </w:p>
+    <w:p>
+      <w:pPr>
+        <w:spacing w:after="60"/>
+      </w:pPr>
+      <w:r>
+        <w:rPr>
+          <w:rFonts w:ascii="Cormorant Garamond" w:cs="Cormorant Garamond" w:eastAsia="Cormorant Garamond" w:hAnsi="Cormorant Garamond"/>
+          <w:i/>
+          <w:iCs/>
+          <w:color w:val="666666"/>
+          <w:sz w:val="22"/>
+          <w:szCs w:val="22"/>
+        </w:rPr>
+        <w:t xml:space="preserve">Allâhumma innî a'ûdhu bika min al-'ajzi wa-l-kasal, wa-l-jubni wa-l-bukhl, wa ghalabati-d-dayn wa qahri-r-rijâl. (Ô Allah, je cherche refuge auprès de Toi contre l'incapacité et la paresse, contre la lâcheté et l'avarice, contre l'écrasement des dettes et la domination des hommes.)</w:t>
+      </w:r>
+    </w:p>
+    <w:p>
+      <w:pPr>
+        <w:spacing w:after="80"/>
+      </w:pPr>
+      <w:r>
+        <w:rPr>
+          <w:rFonts w:ascii="Cormorant Garamond" w:cs="Cormorant Garamond" w:eastAsia="Cormorant Garamond" w:hAnsi="Cormorant Garamond"/>
+          <w:i/>
+          <w:iCs/>
+          <w:color w:val="888888"/>
+          <w:sz w:val="18"/>
+          <w:szCs w:val="18"/>
+        </w:rPr>
+        <w:t xml:space="preserve">Al-Bukhârî 6363 — invocation prophétique régulière du Prophète ﷺ</w:t>
+      </w:r>
+    </w:p>
+    <w:p>
+      <w:pPr>
+        <w:spacing w:after="60" w:before="100"/>
+      </w:pPr>
+      <w:r>
+        <w:rPr>
+          <w:rFonts w:ascii="Cormorant Garamond" w:cs="Cormorant Garamond" w:eastAsia="Cormorant Garamond" w:hAnsi="Cormorant Garamond"/>
+          <w:b/>
+          <w:bCs/>
+          <w:color w:val="C8A84A"/>
+          <w:sz w:val="20"/>
+          <w:szCs w:val="20"/>
+        </w:rPr>
+        <w:t xml:space="preserve">ACTION CONCRETE</w:t>
       </w:r>
     </w:p>
     <w:p>
@@ -605,11 +1215,46 @@
     </w:p>
     <w:p>
       <w:pPr>
-        <w:spacing w:after="60"/>
-      </w:pPr>
-      <w:r>
-        <w:rPr>
-          <w:rFonts w:ascii="Cormorant Garamond" w:cs="Cormorant Garamond" w:eastAsia="Cormorant Garamond" w:hAnsi="Cormorant Garamond"/>
+        <w:spacing w:after="80"/>
+      </w:pPr>
+      <w:r>
+        <w:rPr>
+          <w:rFonts w:ascii="Cormorant Garamond" w:cs="Cormorant Garamond" w:eastAsia="Cormorant Garamond" w:hAnsi="Cormorant Garamond"/>
+          <w:i/>
+          <w:iCs/>
+          <w:color w:val="888888"/>
+          <w:sz w:val="18"/>
+          <w:szCs w:val="18"/>
+        </w:rPr>
+        <w:t xml:space="preserve">Tirmidhî 2459 — « Le rusé est celui qui se juge lui-même et œuvre pour ce qui vient après la mort. »</w:t>
+      </w:r>
+    </w:p>
+    <w:p>
+      <w:pPr>
+        <w:spacing w:after="60" w:before="100"/>
+      </w:pPr>
+      <w:r>
+        <w:rPr>
+          <w:rFonts w:ascii="Cormorant Garamond" w:cs="Cormorant Garamond" w:eastAsia="Cormorant Garamond" w:hAnsi="Cormorant Garamond"/>
+          <w:b/>
+          <w:bCs/>
+          <w:color w:val="C8A84A"/>
+          <w:sz w:val="20"/>
+          <w:szCs w:val="20"/>
+        </w:rPr>
+        <w:t xml:space="preserve">DU’A</w:t>
+      </w:r>
+    </w:p>
+    <w:p>
+      <w:pPr>
+        <w:spacing w:after="60"/>
+      </w:pPr>
+      <w:r>
+        <w:rPr>
+          <w:rFonts w:ascii="Cormorant Garamond" w:cs="Cormorant Garamond" w:eastAsia="Cormorant Garamond" w:hAnsi="Cormorant Garamond"/>
+          <w:i/>
+          <w:iCs/>
+          <w:color w:val="666666"/>
           <w:sz w:val="22"/>
           <w:szCs w:val="22"/>
         </w:rPr>
@@ -618,11 +1263,30 @@
     </w:p>
     <w:p>
       <w:pPr>
-        <w:spacing w:after="60"/>
-      </w:pPr>
-      <w:r>
-        <w:rPr>
-          <w:rFonts w:ascii="Cormorant Garamond" w:cs="Cormorant Garamond" w:eastAsia="Cormorant Garamond" w:hAnsi="Cormorant Garamond"/>
+        <w:spacing w:after="60" w:before="100"/>
+      </w:pPr>
+      <w:r>
+        <w:rPr>
+          <w:rFonts w:ascii="Cormorant Garamond" w:cs="Cormorant Garamond" w:eastAsia="Cormorant Garamond" w:hAnsi="Cormorant Garamond"/>
+          <w:b/>
+          <w:bCs/>
+          <w:color w:val="C8A84A"/>
+          <w:sz w:val="20"/>
+          <w:szCs w:val="20"/>
+        </w:rPr>
+        <w:t xml:space="preserve">CLOTURE</w:t>
+      </w:r>
+    </w:p>
+    <w:p>
+      <w:pPr>
+        <w:spacing w:after="60"/>
+      </w:pPr>
+      <w:r>
+        <w:rPr>
+          <w:rFonts w:ascii="Cormorant Garamond" w:cs="Cormorant Garamond" w:eastAsia="Cormorant Garamond" w:hAnsi="Cormorant Garamond"/>
+          <w:i/>
+          <w:iCs/>
+          <w:color w:val="666666"/>
           <w:sz w:val="22"/>
           <w:szCs w:val="22"/>
         </w:rPr>
@@ -634,7 +1298,7 @@
         <w:pBdr>
           <w:bottom w:val="single" w:color="CCCCCC" w:sz="1"/>
         </w:pBdr>
-        <w:spacing w:after="200" w:before="200"/>
+        <w:spacing w:after="300" w:before="300"/>
       </w:pPr>
     </w:p>
     <w:sectPr>

--- a/ECRITS_NIYYAH/bab_an_nafs.docx
+++ b/ECRITS_NIYYAH/bab_an_nafs.docx
@@ -18,6 +18,20 @@
     </w:p>
     <w:p>
       <w:pPr>
+        <w:spacing w:after="120"/>
+      </w:pPr>
+      <w:r>
+        <w:rPr>
+          <w:i/>
+          <w:iCs/>
+          <w:sz w:val="22"/>
+          <w:szCs w:val="22"/>
+        </w:rPr>
+        <w:t xml:space="preserve">Contenu en mode beta. Validation par savant arabophone à venir.</w:t>
+      </w:r>
+    </w:p>
+    <w:p>
+      <w:pPr>
         <w:pStyle w:val="Heading2"/>
         <w:spacing w:before="300"/>
       </w:pPr>
@@ -28,7 +42,2716 @@
           <w:sz w:val="26"/>
           <w:szCs w:val="26"/>
         </w:rPr>
-        <w:t xml:space="preserve"/>
+        <w:t xml:space="preserve">Concepts</w:t>
+      </w:r>
+    </w:p>
+    <w:p>
+      <w:pPr>
+        <w:pStyle w:val="Heading3"/>
+        <w:spacing w:before="200"/>
+      </w:pPr>
+      <w:r>
+        <w:rPr>
+          <w:b/>
+          <w:bCs/>
+          <w:sz w:val="22"/>
+          <w:szCs w:val="22"/>
+        </w:rPr>
+        <w:t xml:space="preserve">itfaa</w:t>
+      </w:r>
+    </w:p>
+    <w:p>
+      <w:pPr>
+        <w:spacing w:after="120"/>
+      </w:pPr>
+      <w:r>
+        <w:rPr>
+          <w:sz w:val="22"/>
+          <w:szCs w:val="22"/>
+        </w:rPr>
+        <w:t xml:space="preserve">إِطْفَاء</w:t>
+      </w:r>
+    </w:p>
+    <w:p>
+      <w:pPr>
+        <w:spacing w:after="120"/>
+      </w:pPr>
+      <w:r>
+        <w:rPr>
+          <w:sz w:val="22"/>
+          <w:szCs w:val="22"/>
+        </w:rPr>
+        <w:t xml:space="preserve">Iṭfâ'</w:t>
+      </w:r>
+    </w:p>
+    <w:p>
+      <w:pPr>
+        <w:spacing w:after="120"/>
+      </w:pPr>
+      <w:r>
+        <w:rPr>
+          <w:sz w:val="22"/>
+          <w:szCs w:val="22"/>
+        </w:rPr>
+        <w:t xml:space="preserve">Extinction</w:t>
+      </w:r>
+    </w:p>
+    <w:p>
+      <w:pPr>
+        <w:spacing w:after="120"/>
+      </w:pPr>
+      <w:r>
+        <w:rPr>
+          <w:sz w:val="22"/>
+          <w:szCs w:val="22"/>
+        </w:rPr>
+        <w:t xml:space="preserve">Mode court de régulation pendant la crise de colère.</w:t>
+      </w:r>
+    </w:p>
+    <w:p>
+      <w:pPr>
+        <w:pStyle w:val="Heading3"/>
+        <w:spacing w:before="200"/>
+      </w:pPr>
+      <w:r>
+        <w:rPr>
+          <w:b/>
+          <w:bCs/>
+          <w:sz w:val="22"/>
+          <w:szCs w:val="22"/>
+        </w:rPr>
+        <w:t xml:space="preserve">itmiinan</w:t>
+      </w:r>
+    </w:p>
+    <w:p>
+      <w:pPr>
+        <w:spacing w:after="120"/>
+      </w:pPr>
+      <w:r>
+        <w:rPr>
+          <w:sz w:val="22"/>
+          <w:szCs w:val="22"/>
+        </w:rPr>
+        <w:t xml:space="preserve">الِاطْمِئْنَان</w:t>
+      </w:r>
+    </w:p>
+    <w:p>
+      <w:pPr>
+        <w:spacing w:after="120"/>
+      </w:pPr>
+      <w:r>
+        <w:rPr>
+          <w:sz w:val="22"/>
+          <w:szCs w:val="22"/>
+        </w:rPr>
+        <w:t xml:space="preserve">Iṭmi'nân</w:t>
+      </w:r>
+    </w:p>
+    <w:p>
+      <w:pPr>
+        <w:spacing w:after="120"/>
+      </w:pPr>
+      <w:r>
+        <w:rPr>
+          <w:sz w:val="22"/>
+          <w:szCs w:val="22"/>
+        </w:rPr>
+        <w:t xml:space="preserve">Apaisement</w:t>
+      </w:r>
+    </w:p>
+    <w:p>
+      <w:pPr>
+        <w:spacing w:after="120"/>
+      </w:pPr>
+      <w:r>
+        <w:rPr>
+          <w:sz w:val="22"/>
+          <w:szCs w:val="22"/>
+        </w:rPr>
+        <w:t xml:space="preserve">Mode court de régulation pendant la crise d'anxiété. Référence : Coran 13:28.</w:t>
+      </w:r>
+    </w:p>
+    <w:p>
+      <w:pPr>
+        <w:pStyle w:val="Heading3"/>
+        <w:spacing w:before="200"/>
+      </w:pPr>
+      <w:r>
+        <w:rPr>
+          <w:b/>
+          <w:bCs/>
+          <w:sz w:val="22"/>
+          <w:szCs w:val="22"/>
+        </w:rPr>
+        <w:t xml:space="preserve">muhasaba</w:t>
+      </w:r>
+    </w:p>
+    <w:p>
+      <w:pPr>
+        <w:spacing w:after="120"/>
+      </w:pPr>
+      <w:r>
+        <w:rPr>
+          <w:sz w:val="22"/>
+          <w:szCs w:val="22"/>
+        </w:rPr>
+        <w:t xml:space="preserve">مُحَاسَبَة</w:t>
+      </w:r>
+    </w:p>
+    <w:p>
+      <w:pPr>
+        <w:spacing w:after="120"/>
+      </w:pPr>
+      <w:r>
+        <w:rPr>
+          <w:sz w:val="22"/>
+          <w:szCs w:val="22"/>
+        </w:rPr>
+        <w:t xml:space="preserve">Muḥâsaba</w:t>
+      </w:r>
+    </w:p>
+    <w:p>
+      <w:pPr>
+        <w:spacing w:after="120"/>
+      </w:pPr>
+      <w:r>
+        <w:rPr>
+          <w:sz w:val="22"/>
+          <w:szCs w:val="22"/>
+        </w:rPr>
+        <w:t xml:space="preserve">Examen de conscience</w:t>
+      </w:r>
+    </w:p>
+    <w:p>
+      <w:pPr>
+        <w:spacing w:after="120"/>
+      </w:pPr>
+      <w:r>
+        <w:rPr>
+          <w:sz w:val="22"/>
+          <w:szCs w:val="22"/>
+        </w:rPr>
+        <w:t xml:space="preserve">Mode long d'examen à froid, en dehors de toute crise. Attribué à ʿUmar ibn al-Khaṭṭâb (qu'Allâh l'agrée) : « Faites vos comptes avant qu'on ne vous les demande. »</w:t>
+      </w:r>
+    </w:p>
+    <w:p>
+      <w:pPr>
+        <w:pStyle w:val="Heading3"/>
+        <w:spacing w:before="200"/>
+      </w:pPr>
+      <w:r>
+        <w:rPr>
+          <w:b/>
+          <w:bCs/>
+          <w:sz w:val="22"/>
+          <w:szCs w:val="22"/>
+        </w:rPr>
+        <w:t xml:space="preserve">niyyah</w:t>
+      </w:r>
+    </w:p>
+    <w:p>
+      <w:pPr>
+        <w:spacing w:after="120"/>
+      </w:pPr>
+      <w:r>
+        <w:rPr>
+          <w:sz w:val="22"/>
+          <w:szCs w:val="22"/>
+        </w:rPr>
+        <w:t xml:space="preserve">النِّيَّة</w:t>
+      </w:r>
+    </w:p>
+    <w:p>
+      <w:pPr>
+        <w:spacing w:after="120"/>
+      </w:pPr>
+      <w:r>
+        <w:rPr>
+          <w:sz w:val="22"/>
+          <w:szCs w:val="22"/>
+        </w:rPr>
+        <w:t xml:space="preserve">Niyyah</w:t>
+      </w:r>
+    </w:p>
+    <w:p>
+      <w:pPr>
+        <w:spacing w:after="120"/>
+      </w:pPr>
+      <w:r>
+        <w:rPr>
+          <w:sz w:val="22"/>
+          <w:szCs w:val="22"/>
+        </w:rPr>
+        <w:t xml:space="preserve">Intention</w:t>
+      </w:r>
+    </w:p>
+    <w:p>
+      <w:pPr>
+        <w:spacing w:after="120"/>
+      </w:pPr>
+      <w:r>
+        <w:rPr>
+          <w:sz w:val="22"/>
+          <w:szCs w:val="22"/>
+        </w:rPr>
+        <w:t xml:space="preserve">Concept fondateur. Hadith : Innamâ al-aʿmâlu bi-n-niyyât (Bukhârî 1, Muslim 1907).</w:t>
+      </w:r>
+    </w:p>
+    <w:p>
+      <w:pPr>
+        <w:pStyle w:val="Heading3"/>
+        <w:spacing w:before="200"/>
+      </w:pPr>
+      <w:r>
+        <w:rPr>
+          <w:b/>
+          <w:bCs/>
+          <w:sz w:val="22"/>
+          <w:szCs w:val="22"/>
+        </w:rPr>
+        <w:t xml:space="preserve">tawakkul</w:t>
+      </w:r>
+    </w:p>
+    <w:p>
+      <w:pPr>
+        <w:spacing w:after="120"/>
+      </w:pPr>
+      <w:r>
+        <w:rPr>
+          <w:sz w:val="22"/>
+          <w:szCs w:val="22"/>
+        </w:rPr>
+        <w:t xml:space="preserve">التَّوَكُّل</w:t>
+      </w:r>
+    </w:p>
+    <w:p>
+      <w:pPr>
+        <w:spacing w:after="120"/>
+      </w:pPr>
+      <w:r>
+        <w:rPr>
+          <w:sz w:val="22"/>
+          <w:szCs w:val="22"/>
+        </w:rPr>
+        <w:t xml:space="preserve">Tawakkul</w:t>
+      </w:r>
+    </w:p>
+    <w:p>
+      <w:pPr>
+        <w:spacing w:after="120"/>
+      </w:pPr>
+      <w:r>
+        <w:rPr>
+          <w:sz w:val="22"/>
+          <w:szCs w:val="22"/>
+        </w:rPr>
+        <w:t xml:space="preserve">Remise confiante à Allah</w:t>
+      </w:r>
+    </w:p>
+    <w:p>
+      <w:pPr>
+        <w:spacing w:after="120"/>
+      </w:pPr>
+      <w:r>
+        <w:rPr>
+          <w:sz w:val="22"/>
+          <w:szCs w:val="22"/>
+        </w:rPr>
+        <w:t xml:space="preserve">Confier à Allah ce qui te dépasse, après avoir fait ce qui est en toi. Référence : Coran 65:3.</w:t>
+      </w:r>
+    </w:p>
+    <w:p>
+      <w:pPr>
+        <w:pStyle w:val="Heading2"/>
+        <w:spacing w:before="300"/>
+      </w:pPr>
+      <w:r>
+        <w:rPr>
+          <w:b/>
+          <w:bCs/>
+          <w:sz w:val="26"/>
+          <w:szCs w:val="26"/>
+        </w:rPr>
+        <w:t xml:space="preserve">Porte de la Colère</w:t>
+      </w:r>
+    </w:p>
+    <w:p>
+      <w:pPr>
+        <w:spacing w:after="120"/>
+      </w:pPr>
+      <w:r>
+        <w:rPr>
+          <w:sz w:val="22"/>
+          <w:szCs w:val="22"/>
+        </w:rPr>
+        <w:t xml:space="preserve">بَاب الْغَضَب</w:t>
+      </w:r>
+    </w:p>
+    <w:p>
+      <w:pPr>
+        <w:pStyle w:val="Heading3"/>
+        <w:spacing w:before="200"/>
+      </w:pPr>
+      <w:r>
+        <w:rPr>
+          <w:b/>
+          <w:bCs/>
+          <w:sz w:val="22"/>
+          <w:szCs w:val="22"/>
+        </w:rPr>
+        <w:t xml:space="preserve">itfaa</w:t>
+      </w:r>
+    </w:p>
+    <w:p>
+      <w:pPr>
+        <w:spacing w:after="80"/>
+      </w:pPr>
+      <w:r>
+        <w:rPr>
+          <w:b/>
+          <w:bCs/>
+          <w:sz w:val="22"/>
+          <w:szCs w:val="22"/>
+        </w:rPr>
+        <w:t xml:space="preserve">etape1_corps_general</w:t>
+      </w:r>
+    </w:p>
+    <w:p>
+      <w:pPr>
+        <w:spacing w:after="120"/>
+      </w:pPr>
+      <w:r>
+        <w:rPr>
+          <w:sz w:val="22"/>
+          <w:szCs w:val="22"/>
+        </w:rPr>
+        <w:t xml:space="preserve">لَيْسَ الشَّدِيدُ بِالصُّرَعَةِ، إِنَّمَا الشَّدِيدُ الَّذِي يَمْلِكُ نَفْسَهُ عِنْدَ الْغَضَبِ</w:t>
+      </w:r>
+    </w:p>
+    <w:p>
+      <w:pPr>
+        <w:spacing w:after="120"/>
+      </w:pPr>
+      <w:r>
+        <w:rPr>
+          <w:sz w:val="22"/>
+          <w:szCs w:val="22"/>
+        </w:rPr>
+        <w:t xml:space="preserve">Laysa sh-shadîdu bi-ṣ-ṣurʿa, innamâ sh-shadîdu lladhî yamliku nafsahu ʿinda al-ghaḍab</w:t>
+      </w:r>
+    </w:p>
+    <w:p>
+      <w:pPr>
+        <w:spacing w:after="120"/>
+      </w:pPr>
+      <w:r>
+        <w:rPr>
+          <w:sz w:val="22"/>
+          <w:szCs w:val="22"/>
+        </w:rPr>
+        <w:t xml:space="preserve">Le fort n'est pas celui qui terrasse les hommes. Le fort est celui qui se maîtrise dans la colère.</w:t>
+      </w:r>
+    </w:p>
+    <w:p>
+      <w:pPr>
+        <w:spacing w:after="120"/>
+      </w:pPr>
+      <w:r>
+        <w:rPr>
+          <w:sz w:val="22"/>
+          <w:szCs w:val="22"/>
+        </w:rPr>
+        <w:t xml:space="preserve">hadith</w:t>
+      </w:r>
+    </w:p>
+    <w:p>
+      <w:pPr>
+        <w:spacing w:after="120"/>
+      </w:pPr>
+      <w:r>
+        <w:rPr>
+          <w:sz w:val="22"/>
+          <w:szCs w:val="22"/>
+        </w:rPr>
+        <w:t xml:space="preserve">Abû Hurayra</w:t>
+      </w:r>
+    </w:p>
+    <w:p>
+      <w:pPr>
+        <w:spacing w:after="120"/>
+      </w:pPr>
+      <w:r>
+        <w:rPr>
+          <w:i/>
+          <w:iCs/>
+          <w:sz w:val="22"/>
+          <w:szCs w:val="22"/>
+        </w:rPr>
+        <w:t xml:space="preserve">Source : Bukhârî 6114, Muslim 2609</w:t>
+      </w:r>
+    </w:p>
+    <w:p>
+      <w:pPr>
+        <w:spacing w:after="120"/>
+      </w:pPr>
+      <w:r>
+        <w:rPr>
+          <w:i/>
+          <w:iCs/>
+          <w:sz w:val="22"/>
+          <w:szCs w:val="22"/>
+        </w:rPr>
+        <w:t xml:space="preserve">Grade : sahih</w:t>
+      </w:r>
+    </w:p>
+    <w:p>
+      <w:pPr>
+        <w:spacing w:after="80"/>
+      </w:pPr>
+      <w:r>
+        <w:rPr>
+          <w:b/>
+          <w:bCs/>
+          <w:sz w:val="22"/>
+          <w:szCs w:val="22"/>
+        </w:rPr>
+        <w:t xml:space="preserve">etape2_assise</w:t>
+      </w:r>
+    </w:p>
+    <w:p>
+      <w:pPr>
+        <w:spacing w:after="120"/>
+      </w:pPr>
+      <w:r>
+        <w:rPr>
+          <w:sz w:val="22"/>
+          <w:szCs w:val="22"/>
+        </w:rPr>
+        <w:t xml:space="preserve">إِذَا غَضِبَ أَحَدُكُمْ وَهُوَ قَائِمٌ فَلْيَجْلِسْ، فَإِنْ ذَهَبَ عَنْهُ الْغَضَبُ وَإِلَّا فَلْيَضْطَجِعْ</w:t>
+      </w:r>
+    </w:p>
+    <w:p>
+      <w:pPr>
+        <w:spacing w:after="120"/>
+      </w:pPr>
+      <w:r>
+        <w:rPr>
+          <w:sz w:val="22"/>
+          <w:szCs w:val="22"/>
+        </w:rPr>
+        <w:t xml:space="preserve">Idhâ ghaḍiba aḥadukum wa huwa qâ'imun falyajlis, fa-in dhahaba ʿanhu al-ghaḍabu wa illâ falyaḍṭajiʿ</w:t>
+      </w:r>
+    </w:p>
+    <w:p>
+      <w:pPr>
+        <w:spacing w:after="120"/>
+      </w:pPr>
+      <w:r>
+        <w:rPr>
+          <w:sz w:val="22"/>
+          <w:szCs w:val="22"/>
+        </w:rPr>
+        <w:t xml:space="preserve">Si l'un de vous se met en colère alors qu'il est debout, qu'il s'assoie. Si la colère le quitte, tant mieux. Sinon, qu'il s'allonge.</w:t>
+      </w:r>
+    </w:p>
+    <w:p>
+      <w:pPr>
+        <w:spacing w:after="120"/>
+      </w:pPr>
+      <w:r>
+        <w:rPr>
+          <w:sz w:val="22"/>
+          <w:szCs w:val="22"/>
+        </w:rPr>
+        <w:t xml:space="preserve">hadith</w:t>
+      </w:r>
+    </w:p>
+    <w:p>
+      <w:pPr>
+        <w:spacing w:after="120"/>
+      </w:pPr>
+      <w:r>
+        <w:rPr>
+          <w:sz w:val="22"/>
+          <w:szCs w:val="22"/>
+        </w:rPr>
+        <w:t xml:space="preserve">Abû Dharr al-Ghifârî</w:t>
+      </w:r>
+    </w:p>
+    <w:p>
+      <w:pPr>
+        <w:spacing w:after="120"/>
+      </w:pPr>
+      <w:r>
+        <w:rPr>
+          <w:i/>
+          <w:iCs/>
+          <w:sz w:val="22"/>
+          <w:szCs w:val="22"/>
+        </w:rPr>
+        <w:t xml:space="preserve">Source : Abû Dâwûd 4782, Aḥmad 21348</w:t>
+      </w:r>
+    </w:p>
+    <w:p>
+      <w:pPr>
+        <w:spacing w:after="120"/>
+      </w:pPr>
+      <w:r>
+        <w:rPr>
+          <w:i/>
+          <w:iCs/>
+          <w:sz w:val="22"/>
+          <w:szCs w:val="22"/>
+        </w:rPr>
+        <w:t xml:space="preserve">Grade : sahih (déclaré authentique par Al-Albânî dans Mishkât 5114)</w:t>
+      </w:r>
+    </w:p>
+    <w:p>
+      <w:pPr>
+        <w:spacing w:after="80"/>
+      </w:pPr>
+      <w:r>
+        <w:rPr>
+          <w:b/>
+          <w:bCs/>
+          <w:sz w:val="22"/>
+          <w:szCs w:val="22"/>
+        </w:rPr>
+        <w:t xml:space="preserve">etape2_silence</w:t>
+      </w:r>
+    </w:p>
+    <w:p>
+      <w:pPr>
+        <w:spacing w:after="120"/>
+      </w:pPr>
+      <w:r>
+        <w:rPr>
+          <w:sz w:val="22"/>
+          <w:szCs w:val="22"/>
+        </w:rPr>
+        <w:t xml:space="preserve">إِذَا غَضِبْتَ فَاسْكُتْ</w:t>
+      </w:r>
+    </w:p>
+    <w:p>
+      <w:pPr>
+        <w:spacing w:after="120"/>
+      </w:pPr>
+      <w:r>
+        <w:rPr>
+          <w:sz w:val="22"/>
+          <w:szCs w:val="22"/>
+        </w:rPr>
+        <w:t xml:space="preserve">Idhâ ghaḍibta faskut</w:t>
+      </w:r>
+    </w:p>
+    <w:p>
+      <w:pPr>
+        <w:spacing w:after="120"/>
+      </w:pPr>
+      <w:r>
+        <w:rPr>
+          <w:sz w:val="22"/>
+          <w:szCs w:val="22"/>
+        </w:rPr>
+        <w:t xml:space="preserve">Si tu te mets en colère, tais-toi.</w:t>
+      </w:r>
+    </w:p>
+    <w:p>
+      <w:pPr>
+        <w:spacing w:after="120"/>
+      </w:pPr>
+      <w:r>
+        <w:rPr>
+          <w:sz w:val="22"/>
+          <w:szCs w:val="22"/>
+        </w:rPr>
+        <w:t xml:space="preserve">hadith</w:t>
+      </w:r>
+    </w:p>
+    <w:p>
+      <w:pPr>
+        <w:spacing w:after="120"/>
+      </w:pPr>
+      <w:r>
+        <w:rPr>
+          <w:sz w:val="22"/>
+          <w:szCs w:val="22"/>
+        </w:rPr>
+        <w:t xml:space="preserve">Ibn ʿAbbâs</w:t>
+      </w:r>
+    </w:p>
+    <w:p>
+      <w:pPr>
+        <w:spacing w:after="120"/>
+      </w:pPr>
+      <w:r>
+        <w:rPr>
+          <w:i/>
+          <w:iCs/>
+          <w:sz w:val="22"/>
+          <w:szCs w:val="22"/>
+        </w:rPr>
+        <w:t xml:space="preserve">Source : Aḥmad 2136</w:t>
+      </w:r>
+    </w:p>
+    <w:p>
+      <w:pPr>
+        <w:spacing w:after="120"/>
+      </w:pPr>
+      <w:r>
+        <w:rPr>
+          <w:i/>
+          <w:iCs/>
+          <w:sz w:val="22"/>
+          <w:szCs w:val="22"/>
+        </w:rPr>
+        <w:t xml:space="preserve">Grade : sahih (déclaré authentique par Al-Albânî)</w:t>
+      </w:r>
+    </w:p>
+    <w:p>
+      <w:pPr>
+        <w:spacing w:after="80"/>
+      </w:pPr>
+      <w:r>
+        <w:rPr>
+          <w:b/>
+          <w:bCs/>
+          <w:sz w:val="22"/>
+          <w:szCs w:val="22"/>
+        </w:rPr>
+        <w:t xml:space="preserve">etape2_wudu</w:t>
+      </w:r>
+    </w:p>
+    <w:p>
+      <w:pPr>
+        <w:spacing w:after="120"/>
+      </w:pPr>
+      <w:r>
+        <w:rPr>
+          <w:sz w:val="22"/>
+          <w:szCs w:val="22"/>
+        </w:rPr>
+        <w:t xml:space="preserve">L'eau apaise. Va faire les ablutions. Le contact de l'eau sur le visage est un retour au calme.</w:t>
+      </w:r>
+    </w:p>
+    <w:p>
+      <w:pPr>
+        <w:spacing w:after="120"/>
+      </w:pPr>
+      <w:r>
+        <w:rPr>
+          <w:sz w:val="22"/>
+          <w:szCs w:val="22"/>
+        </w:rPr>
+        <w:t xml:space="preserve">conseil</w:t>
+      </w:r>
+    </w:p>
+    <w:p>
+      <w:pPr>
+        <w:spacing w:after="120"/>
+      </w:pPr>
+      <w:r>
+        <w:rPr>
+          <w:sz w:val="22"/>
+          <w:szCs w:val="22"/>
+        </w:rPr>
+        <w:t xml:space="preserve">Hadith Abû Dâwûd 4784 retiré (ḍaʿîf selon Al-Albânî). Remplacé par conseil pratique sans attribution.</w:t>
+      </w:r>
+    </w:p>
+    <w:p>
+      <w:pPr>
+        <w:spacing w:after="80"/>
+      </w:pPr>
+      <w:r>
+        <w:rPr>
+          <w:b/>
+          <w:bCs/>
+          <w:sz w:val="22"/>
+          <w:szCs w:val="22"/>
+        </w:rPr>
+        <w:t xml:space="preserve">etape7_refuge</w:t>
+      </w:r>
+    </w:p>
+    <w:p>
+      <w:pPr>
+        <w:spacing w:after="120"/>
+      </w:pPr>
+      <w:r>
+        <w:rPr>
+          <w:sz w:val="22"/>
+          <w:szCs w:val="22"/>
+        </w:rPr>
+        <w:t xml:space="preserve">أَعُوذُ بِاللَّهِ مِنَ الشَّيْطَانِ الرَّجِيمِ</w:t>
+      </w:r>
+    </w:p>
+    <w:p>
+      <w:pPr>
+        <w:spacing w:after="120"/>
+      </w:pPr>
+      <w:r>
+        <w:rPr>
+          <w:sz w:val="22"/>
+          <w:szCs w:val="22"/>
+        </w:rPr>
+        <w:t xml:space="preserve">Aʿûdhu billâhi mina sh-shayṭâni r-rajîm</w:t>
+      </w:r>
+    </w:p>
+    <w:p>
+      <w:pPr>
+        <w:spacing w:after="120"/>
+      </w:pPr>
+      <w:r>
+        <w:rPr>
+          <w:sz w:val="22"/>
+          <w:szCs w:val="22"/>
+        </w:rPr>
+        <w:t xml:space="preserve">Je cherche refuge auprès d'Allah contre Satan le lapidé.</w:t>
+      </w:r>
+    </w:p>
+    <w:p>
+      <w:pPr>
+        <w:spacing w:after="120"/>
+      </w:pPr>
+      <w:r>
+        <w:rPr>
+          <w:sz w:val="22"/>
+          <w:szCs w:val="22"/>
+        </w:rPr>
+        <w:t xml:space="preserve">duaa</w:t>
+      </w:r>
+    </w:p>
+    <w:p>
+      <w:pPr>
+        <w:spacing w:after="120"/>
+      </w:pPr>
+      <w:r>
+        <w:rPr>
+          <w:sz w:val="22"/>
+          <w:szCs w:val="22"/>
+        </w:rPr>
+        <w:t xml:space="preserve">Sulaymân ibn Ṣurad</w:t>
+      </w:r>
+    </w:p>
+    <w:p>
+      <w:pPr>
+        <w:spacing w:after="120"/>
+      </w:pPr>
+      <w:r>
+        <w:rPr>
+          <w:sz w:val="22"/>
+          <w:szCs w:val="22"/>
+        </w:rPr>
+        <w:t xml:space="preserve">Le Prophète ﷺ a dit, en voyant un homme dont les veines se gonflaient de colère : « Je connais une parole qui, s'il la disait, ferait disparaître ce qu'il ressent. »</w:t>
+      </w:r>
+    </w:p>
+    <w:p>
+      <w:pPr>
+        <w:spacing w:after="120"/>
+      </w:pPr>
+      <w:r>
+        <w:rPr>
+          <w:i/>
+          <w:iCs/>
+          <w:sz w:val="22"/>
+          <w:szCs w:val="22"/>
+        </w:rPr>
+        <w:t xml:space="preserve">Source : Bukhârî 3282, Muslim 2610</w:t>
+      </w:r>
+    </w:p>
+    <w:p>
+      <w:pPr>
+        <w:spacing w:after="120"/>
+      </w:pPr>
+      <w:r>
+        <w:rPr>
+          <w:i/>
+          <w:iCs/>
+          <w:sz w:val="22"/>
+          <w:szCs w:val="22"/>
+        </w:rPr>
+        <w:t xml:space="preserve">Grade : sahih</w:t>
+      </w:r>
+    </w:p>
+    <w:p>
+      <w:pPr>
+        <w:pStyle w:val="Heading3"/>
+        <w:spacing w:before="200"/>
+      </w:pPr>
+      <w:r>
+        <w:rPr>
+          <w:b/>
+          <w:bCs/>
+          <w:sz w:val="22"/>
+          <w:szCs w:val="22"/>
+        </w:rPr>
+        <w:t xml:space="preserve">muhasaba</w:t>
+      </w:r>
+    </w:p>
+    <w:p>
+      <w:pPr>
+        <w:spacing w:after="80"/>
+      </w:pPr>
+      <w:r>
+        <w:rPr>
+          <w:b/>
+          <w:bCs/>
+          <w:sz w:val="22"/>
+          <w:szCs w:val="22"/>
+        </w:rPr>
+        <w:t xml:space="preserve">etape6_pardon</w:t>
+      </w:r>
+    </w:p>
+    <w:p>
+      <w:pPr>
+        <w:spacing w:after="120"/>
+      </w:pPr>
+      <w:r>
+        <w:rPr>
+          <w:sz w:val="22"/>
+          <w:szCs w:val="22"/>
+        </w:rPr>
+        <w:t xml:space="preserve">مَا نَقَصَتْ صَدَقَةٌ مِنْ مَالٍ، وَمَا زَادَ اللَّهُ عَبْدًا بِعَفْوٍ إِلَّا عِزًّا</w:t>
+      </w:r>
+    </w:p>
+    <w:p>
+      <w:pPr>
+        <w:spacing w:after="120"/>
+      </w:pPr>
+      <w:r>
+        <w:rPr>
+          <w:sz w:val="22"/>
+          <w:szCs w:val="22"/>
+        </w:rPr>
+        <w:t xml:space="preserve">Mâ naqaṣat ṣadaqatun min mâl, wa mâ zâda Llâhu ʿabdan bi-ʿafwin illâ ʿizzan</w:t>
+      </w:r>
+    </w:p>
+    <w:p>
+      <w:pPr>
+        <w:spacing w:after="120"/>
+      </w:pPr>
+      <w:r>
+        <w:rPr>
+          <w:sz w:val="22"/>
+          <w:szCs w:val="22"/>
+        </w:rPr>
+        <w:t xml:space="preserve">Une aumône ne diminue pas un bien, et Allah n'augmente nul serviteur en pardonnant sans qu'Il ne l'élève en honneur.</w:t>
+      </w:r>
+    </w:p>
+    <w:p>
+      <w:pPr>
+        <w:spacing w:after="120"/>
+      </w:pPr>
+      <w:r>
+        <w:rPr>
+          <w:sz w:val="22"/>
+          <w:szCs w:val="22"/>
+        </w:rPr>
+        <w:t xml:space="preserve">hadith</w:t>
+      </w:r>
+    </w:p>
+    <w:p>
+      <w:pPr>
+        <w:spacing w:after="120"/>
+      </w:pPr>
+      <w:r>
+        <w:rPr>
+          <w:sz w:val="22"/>
+          <w:szCs w:val="22"/>
+        </w:rPr>
+        <w:t xml:space="preserve">Abû Hurayra</w:t>
+      </w:r>
+    </w:p>
+    <w:p>
+      <w:pPr>
+        <w:spacing w:after="120"/>
+      </w:pPr>
+      <w:r>
+        <w:rPr>
+          <w:i/>
+          <w:iCs/>
+          <w:sz w:val="22"/>
+          <w:szCs w:val="22"/>
+        </w:rPr>
+        <w:t xml:space="preserve">Source : Muslim 2588</w:t>
+      </w:r>
+    </w:p>
+    <w:p>
+      <w:pPr>
+        <w:spacing w:after="120"/>
+      </w:pPr>
+      <w:r>
+        <w:rPr>
+          <w:i/>
+          <w:iCs/>
+          <w:sz w:val="22"/>
+          <w:szCs w:val="22"/>
+        </w:rPr>
+        <w:t xml:space="preserve">Grade : sahih</w:t>
+      </w:r>
+    </w:p>
+    <w:p>
+      <w:pPr>
+        <w:spacing w:after="80"/>
+      </w:pPr>
+      <w:r>
+        <w:rPr>
+          <w:b/>
+          <w:bCs/>
+          <w:sz w:val="22"/>
+          <w:szCs w:val="22"/>
+        </w:rPr>
+        <w:t xml:space="preserve">etape6_duaa_parole_juste</w:t>
+      </w:r>
+    </w:p>
+    <w:p>
+      <w:pPr>
+        <w:spacing w:after="120"/>
+      </w:pPr>
+      <w:r>
+        <w:rPr>
+          <w:sz w:val="22"/>
+          <w:szCs w:val="22"/>
+        </w:rPr>
+        <w:t xml:space="preserve">اللَّهُمَّ إِنِّي أَسْأَلُكَ كَلِمَةَ الْحَقِّ فِي الرِّضَا وَالْغَضَبِ</w:t>
+      </w:r>
+    </w:p>
+    <w:p>
+      <w:pPr>
+        <w:spacing w:after="120"/>
+      </w:pPr>
+      <w:r>
+        <w:rPr>
+          <w:sz w:val="22"/>
+          <w:szCs w:val="22"/>
+        </w:rPr>
+        <w:t xml:space="preserve">Allâhumma innî as'aluka kalimata al-ḥaqqi fi r-riḍâ wa al-ghaḍab</w:t>
+      </w:r>
+    </w:p>
+    <w:p>
+      <w:pPr>
+        <w:spacing w:after="120"/>
+      </w:pPr>
+      <w:r>
+        <w:rPr>
+          <w:sz w:val="22"/>
+          <w:szCs w:val="22"/>
+        </w:rPr>
+        <w:t xml:space="preserve">Ô Allah, je Te demande la parole juste dans le contentement et dans la colère.</w:t>
+      </w:r>
+    </w:p>
+    <w:p>
+      <w:pPr>
+        <w:spacing w:after="120"/>
+      </w:pPr>
+      <w:r>
+        <w:rPr>
+          <w:sz w:val="22"/>
+          <w:szCs w:val="22"/>
+        </w:rPr>
+        <w:t xml:space="preserve">duaa</w:t>
+      </w:r>
+    </w:p>
+    <w:p>
+      <w:pPr>
+        <w:spacing w:after="120"/>
+      </w:pPr>
+      <w:r>
+        <w:rPr>
+          <w:sz w:val="22"/>
+          <w:szCs w:val="22"/>
+        </w:rPr>
+        <w:t xml:space="preserve">ʿAmmâr ibn Yâsir</w:t>
+      </w:r>
+    </w:p>
+    <w:p>
+      <w:pPr>
+        <w:spacing w:after="120"/>
+      </w:pPr>
+      <w:r>
+        <w:rPr>
+          <w:i/>
+          <w:iCs/>
+          <w:sz w:val="22"/>
+          <w:szCs w:val="22"/>
+        </w:rPr>
+        <w:t xml:space="preserve">Source : an-Nasâ'î 1305</w:t>
+      </w:r>
+    </w:p>
+    <w:p>
+      <w:pPr>
+        <w:spacing w:after="120"/>
+      </w:pPr>
+      <w:r>
+        <w:rPr>
+          <w:i/>
+          <w:iCs/>
+          <w:sz w:val="22"/>
+          <w:szCs w:val="22"/>
+        </w:rPr>
+        <w:t xml:space="preserve">Grade : sahih (déclaré authentique par Al-Albânî)</w:t>
+      </w:r>
+    </w:p>
+    <w:p>
+      <w:pPr>
+        <w:spacing w:after="80"/>
+      </w:pPr>
+      <w:r>
+        <w:rPr>
+          <w:b/>
+          <w:bCs/>
+          <w:sz w:val="22"/>
+          <w:szCs w:val="22"/>
+        </w:rPr>
+        <w:t xml:space="preserve">etape7_intention</w:t>
+      </w:r>
+    </w:p>
+    <w:p>
+      <w:pPr>
+        <w:spacing w:after="120"/>
+      </w:pPr>
+      <w:r>
+        <w:rPr>
+          <w:sz w:val="22"/>
+          <w:szCs w:val="22"/>
+        </w:rPr>
+        <w:t xml:space="preserve">إِنَّمَا الْأَعْمَالُ بِالنِّيَّاتِ</w:t>
+      </w:r>
+    </w:p>
+    <w:p>
+      <w:pPr>
+        <w:spacing w:after="120"/>
+      </w:pPr>
+      <w:r>
+        <w:rPr>
+          <w:sz w:val="22"/>
+          <w:szCs w:val="22"/>
+        </w:rPr>
+        <w:t xml:space="preserve">Innamâ al-aʿmâlu bi-n-niyyât</w:t>
+      </w:r>
+    </w:p>
+    <w:p>
+      <w:pPr>
+        <w:spacing w:after="120"/>
+      </w:pPr>
+      <w:r>
+        <w:rPr>
+          <w:sz w:val="22"/>
+          <w:szCs w:val="22"/>
+        </w:rPr>
+        <w:t xml:space="preserve">Les actions ne valent que par les intentions.</w:t>
+      </w:r>
+    </w:p>
+    <w:p>
+      <w:pPr>
+        <w:spacing w:after="120"/>
+      </w:pPr>
+      <w:r>
+        <w:rPr>
+          <w:sz w:val="22"/>
+          <w:szCs w:val="22"/>
+        </w:rPr>
+        <w:t xml:space="preserve">hadith</w:t>
+      </w:r>
+    </w:p>
+    <w:p>
+      <w:pPr>
+        <w:spacing w:after="120"/>
+      </w:pPr>
+      <w:r>
+        <w:rPr>
+          <w:sz w:val="22"/>
+          <w:szCs w:val="22"/>
+        </w:rPr>
+        <w:t xml:space="preserve">ʿUmar ibn al-Khaṭṭâb</w:t>
+      </w:r>
+    </w:p>
+    <w:p>
+      <w:pPr>
+        <w:spacing w:after="120"/>
+      </w:pPr>
+      <w:r>
+        <w:rPr>
+          <w:i/>
+          <w:iCs/>
+          <w:sz w:val="22"/>
+          <w:szCs w:val="22"/>
+        </w:rPr>
+        <w:t xml:space="preserve">Source : Bukhârî 1, Muslim 1907</w:t>
+      </w:r>
+    </w:p>
+    <w:p>
+      <w:pPr>
+        <w:spacing w:after="120"/>
+      </w:pPr>
+      <w:r>
+        <w:rPr>
+          <w:i/>
+          <w:iCs/>
+          <w:sz w:val="22"/>
+          <w:szCs w:val="22"/>
+        </w:rPr>
+        <w:t xml:space="preserve">Grade : sahih</w:t>
+      </w:r>
+    </w:p>
+    <w:p>
+      <w:pPr>
+        <w:pStyle w:val="Heading3"/>
+        <w:spacing w:before="200"/>
+      </w:pPr>
+      <w:r>
+        <w:rPr>
+          <w:b/>
+          <w:bCs/>
+          <w:sz w:val="22"/>
+          <w:szCs w:val="22"/>
+        </w:rPr>
+        <w:t xml:space="preserve">jours</w:t>
+      </w:r>
+    </w:p>
+    <w:p>
+      <w:pPr>
+        <w:spacing w:after="80"/>
+      </w:pPr>
+      <w:r>
+        <w:rPr>
+          <w:b/>
+          <w:bCs/>
+          <w:sz w:val="22"/>
+          <w:szCs w:val="22"/>
+        </w:rPr>
+        <w:t xml:space="preserve">Reconnaître le feu</w:t>
+      </w:r>
+    </w:p>
+    <w:p>
+      <w:pPr>
+        <w:spacing w:after="120"/>
+      </w:pPr>
+      <w:r>
+        <w:rPr>
+          <w:sz w:val="22"/>
+          <w:szCs w:val="22"/>
+        </w:rPr>
+        <w:t xml:space="preserve">$itfaa.etape7_refuge</w:t>
+      </w:r>
+    </w:p>
+    <w:p>
+      <w:pPr>
+        <w:spacing w:after="120"/>
+      </w:pPr>
+      <w:r>
+        <w:rPr>
+          <w:sz w:val="22"/>
+          <w:szCs w:val="22"/>
+        </w:rPr>
+        <w:t xml:space="preserve">Hier tu as reconnu le feu.</w:t>
+      </w:r>
+    </w:p>
+    <w:p>
+      <w:pPr>
+        <w:spacing w:after="80"/>
+      </w:pPr>
+      <w:r>
+        <w:rPr>
+          <w:b/>
+          <w:bCs/>
+          <w:sz w:val="22"/>
+          <w:szCs w:val="22"/>
+        </w:rPr>
+        <w:t xml:space="preserve">doucement</w:t>
+      </w:r>
+    </w:p>
+    <w:p>
+      <w:pPr>
+        <w:spacing w:after="80"/>
+      </w:pPr>
+      <w:r>
+        <w:rPr>
+          <w:b/>
+          <w:bCs/>
+          <w:sz w:val="22"/>
+          <w:szCs w:val="22"/>
+        </w:rPr>
+        <w:t xml:space="preserve">serieusement</w:t>
+      </w:r>
+    </w:p>
+    <w:p>
+      <w:pPr>
+        <w:spacing w:after="120"/>
+      </w:pPr>
+      <w:r>
+        <w:rPr>
+          <w:sz w:val="22"/>
+          <w:szCs w:val="22"/>
+        </w:rPr>
+        <w:t xml:space="preserve">Bukhârî 6116 — Lâ taghḍab</w:t>
+      </w:r>
+    </w:p>
+    <w:p>
+      <w:pPr>
+        <w:spacing w:after="80"/>
+      </w:pPr>
+      <w:r>
+        <w:rPr>
+          <w:b/>
+          <w:bCs/>
+          <w:sz w:val="22"/>
+          <w:szCs w:val="22"/>
+        </w:rPr>
+        <w:t xml:space="preserve">Les déclencheurs</w:t>
+      </w:r>
+    </w:p>
+    <w:p>
+      <w:pPr>
+        <w:spacing w:after="120"/>
+      </w:pPr>
+      <w:r>
+        <w:rPr>
+          <w:sz w:val="22"/>
+          <w:szCs w:val="22"/>
+        </w:rPr>
+        <w:t xml:space="preserve">$itfaa.etape1_corps_general</w:t>
+      </w:r>
+    </w:p>
+    <w:p>
+      <w:pPr>
+        <w:spacing w:after="120"/>
+      </w:pPr>
+      <w:r>
+        <w:rPr>
+          <w:sz w:val="22"/>
+          <w:szCs w:val="22"/>
+        </w:rPr>
+        <w:t xml:space="preserve">Hier tu as nommé tes déclencheurs.</w:t>
+      </w:r>
+    </w:p>
+    <w:p>
+      <w:pPr>
+        <w:spacing w:after="80"/>
+      </w:pPr>
+      <w:r>
+        <w:rPr>
+          <w:b/>
+          <w:bCs/>
+          <w:sz w:val="22"/>
+          <w:szCs w:val="22"/>
+        </w:rPr>
+        <w:t xml:space="preserve">doucement</w:t>
+      </w:r>
+    </w:p>
+    <w:p>
+      <w:pPr>
+        <w:spacing w:after="80"/>
+      </w:pPr>
+      <w:r>
+        <w:rPr>
+          <w:b/>
+          <w:bCs/>
+          <w:sz w:val="22"/>
+          <w:szCs w:val="22"/>
+        </w:rPr>
+        <w:t xml:space="preserve">serieusement</w:t>
+      </w:r>
+    </w:p>
+    <w:p>
+      <w:pPr>
+        <w:spacing w:after="80"/>
+      </w:pPr>
+      <w:r>
+        <w:rPr>
+          <w:b/>
+          <w:bCs/>
+          <w:sz w:val="22"/>
+          <w:szCs w:val="22"/>
+        </w:rPr>
+        <w:t xml:space="preserve">La parole juste</w:t>
+      </w:r>
+    </w:p>
+    <w:p>
+      <w:pPr>
+        <w:spacing w:after="120"/>
+      </w:pPr>
+      <w:r>
+        <w:rPr>
+          <w:sz w:val="22"/>
+          <w:szCs w:val="22"/>
+        </w:rPr>
+        <w:t xml:space="preserve">$itfaa.etape2_silence</w:t>
+      </w:r>
+    </w:p>
+    <w:p>
+      <w:pPr>
+        <w:spacing w:after="120"/>
+      </w:pPr>
+      <w:r>
+        <w:rPr>
+          <w:sz w:val="22"/>
+          <w:szCs w:val="22"/>
+        </w:rPr>
+        <w:t xml:space="preserve">Hier tu as cherché la parole juste.</w:t>
+      </w:r>
+    </w:p>
+    <w:p>
+      <w:pPr>
+        <w:spacing w:after="80"/>
+      </w:pPr>
+      <w:r>
+        <w:rPr>
+          <w:b/>
+          <w:bCs/>
+          <w:sz w:val="22"/>
+          <w:szCs w:val="22"/>
+        </w:rPr>
+        <w:t xml:space="preserve">doucement</w:t>
+      </w:r>
+    </w:p>
+    <w:p>
+      <w:pPr>
+        <w:spacing w:after="80"/>
+      </w:pPr>
+      <w:r>
+        <w:rPr>
+          <w:b/>
+          <w:bCs/>
+          <w:sz w:val="22"/>
+          <w:szCs w:val="22"/>
+        </w:rPr>
+        <w:t xml:space="preserve">serieusement</w:t>
+      </w:r>
+    </w:p>
+    <w:p>
+      <w:pPr>
+        <w:spacing w:after="80"/>
+      </w:pPr>
+      <w:r>
+        <w:rPr>
+          <w:b/>
+          <w:bCs/>
+          <w:sz w:val="22"/>
+          <w:szCs w:val="22"/>
+        </w:rPr>
+        <w:t xml:space="preserve">L'émotion sous</w:t>
+      </w:r>
+    </w:p>
+    <w:p>
+      <w:pPr>
+        <w:spacing w:after="120"/>
+      </w:pPr>
+      <w:r>
+        <w:rPr>
+          <w:sz w:val="22"/>
+          <w:szCs w:val="22"/>
+        </w:rPr>
+        <w:t xml:space="preserve">La colère est rarement seule. Elle protège souvent une émotion plus douloureuse. — inspiré d'al-Muḥâsibî</w:t>
+      </w:r>
+    </w:p>
+    <w:p>
+      <w:pPr>
+        <w:spacing w:after="120"/>
+      </w:pPr>
+      <w:r>
+        <w:rPr>
+          <w:sz w:val="22"/>
+          <w:szCs w:val="22"/>
+        </w:rPr>
+        <w:t xml:space="preserve">Hier tu as regardé sous la colère.</w:t>
+      </w:r>
+    </w:p>
+    <w:p>
+      <w:pPr>
+        <w:spacing w:after="80"/>
+      </w:pPr>
+      <w:r>
+        <w:rPr>
+          <w:b/>
+          <w:bCs/>
+          <w:sz w:val="22"/>
+          <w:szCs w:val="22"/>
+        </w:rPr>
+        <w:t xml:space="preserve">doucement</w:t>
+      </w:r>
+    </w:p>
+    <w:p>
+      <w:pPr>
+        <w:spacing w:after="80"/>
+      </w:pPr>
+      <w:r>
+        <w:rPr>
+          <w:b/>
+          <w:bCs/>
+          <w:sz w:val="22"/>
+          <w:szCs w:val="22"/>
+        </w:rPr>
+        <w:t xml:space="preserve">serieusement</w:t>
+      </w:r>
+    </w:p>
+    <w:p>
+      <w:pPr>
+        <w:spacing w:after="80"/>
+      </w:pPr>
+      <w:r>
+        <w:rPr>
+          <w:b/>
+          <w:bCs/>
+          <w:sz w:val="22"/>
+          <w:szCs w:val="22"/>
+        </w:rPr>
+        <w:t xml:space="preserve">Le ḥilm</w:t>
+      </w:r>
+    </w:p>
+    <w:p>
+      <w:pPr>
+        <w:spacing w:after="120"/>
+      </w:pPr>
+      <w:r>
+        <w:rPr>
+          <w:sz w:val="22"/>
+          <w:szCs w:val="22"/>
+        </w:rPr>
+        <w:t xml:space="preserve">$itfaa.etape2_assise</w:t>
+      </w:r>
+    </w:p>
+    <w:p>
+      <w:pPr>
+        <w:spacing w:after="120"/>
+      </w:pPr>
+      <w:r>
+        <w:rPr>
+          <w:sz w:val="22"/>
+          <w:szCs w:val="22"/>
+        </w:rPr>
+        <w:t xml:space="preserve">Bukhârî 6035 — caractère du Prophète ﷺ</w:t>
+      </w:r>
+    </w:p>
+    <w:p>
+      <w:pPr>
+        <w:spacing w:after="120"/>
+      </w:pPr>
+      <w:r>
+        <w:rPr>
+          <w:sz w:val="22"/>
+          <w:szCs w:val="22"/>
+        </w:rPr>
+        <w:t xml:space="preserve">Hier tu as travaillé le ḥilm.</w:t>
+      </w:r>
+    </w:p>
+    <w:p>
+      <w:pPr>
+        <w:spacing w:after="80"/>
+      </w:pPr>
+      <w:r>
+        <w:rPr>
+          <w:b/>
+          <w:bCs/>
+          <w:sz w:val="22"/>
+          <w:szCs w:val="22"/>
+        </w:rPr>
+        <w:t xml:space="preserve">doucement</w:t>
+      </w:r>
+    </w:p>
+    <w:p>
+      <w:pPr>
+        <w:spacing w:after="80"/>
+      </w:pPr>
+      <w:r>
+        <w:rPr>
+          <w:b/>
+          <w:bCs/>
+          <w:sz w:val="22"/>
+          <w:szCs w:val="22"/>
+        </w:rPr>
+        <w:t xml:space="preserve">serieusement</w:t>
+      </w:r>
+    </w:p>
+    <w:p>
+      <w:pPr>
+        <w:spacing w:after="80"/>
+      </w:pPr>
+      <w:r>
+        <w:rPr>
+          <w:b/>
+          <w:bCs/>
+          <w:sz w:val="22"/>
+          <w:szCs w:val="22"/>
+        </w:rPr>
+        <w:t xml:space="preserve">Le pardon</w:t>
+      </w:r>
+    </w:p>
+    <w:p>
+      <w:pPr>
+        <w:spacing w:after="120"/>
+      </w:pPr>
+      <w:r>
+        <w:rPr>
+          <w:sz w:val="22"/>
+          <w:szCs w:val="22"/>
+        </w:rPr>
+        <w:t xml:space="preserve">$muhasaba.etape6_pardon</w:t>
+      </w:r>
+    </w:p>
+    <w:p>
+      <w:pPr>
+        <w:spacing w:after="120"/>
+      </w:pPr>
+      <w:r>
+        <w:rPr>
+          <w:sz w:val="22"/>
+          <w:szCs w:val="22"/>
+        </w:rPr>
+        <w:t xml:space="preserve">Hier tu as relâché.</w:t>
+      </w:r>
+    </w:p>
+    <w:p>
+      <w:pPr>
+        <w:spacing w:after="80"/>
+      </w:pPr>
+      <w:r>
+        <w:rPr>
+          <w:b/>
+          <w:bCs/>
+          <w:sz w:val="22"/>
+          <w:szCs w:val="22"/>
+        </w:rPr>
+        <w:t xml:space="preserve">doucement</w:t>
+      </w:r>
+    </w:p>
+    <w:p>
+      <w:pPr>
+        <w:spacing w:after="80"/>
+      </w:pPr>
+      <w:r>
+        <w:rPr>
+          <w:b/>
+          <w:bCs/>
+          <w:sz w:val="22"/>
+          <w:szCs w:val="22"/>
+        </w:rPr>
+        <w:t xml:space="preserve">serieusement</w:t>
+      </w:r>
+    </w:p>
+    <w:p>
+      <w:pPr>
+        <w:spacing w:after="80"/>
+      </w:pPr>
+      <w:r>
+        <w:rPr>
+          <w:b/>
+          <w:bCs/>
+          <w:sz w:val="22"/>
+          <w:szCs w:val="22"/>
+        </w:rPr>
+        <w:t xml:space="preserve">Intégration</w:t>
+      </w:r>
+    </w:p>
+    <w:p>
+      <w:pPr>
+        <w:spacing w:after="120"/>
+      </w:pPr>
+      <w:r>
+        <w:rPr>
+          <w:sz w:val="22"/>
+          <w:szCs w:val="22"/>
+        </w:rPr>
+        <w:t xml:space="preserve">Coran 13:11</w:t>
+      </w:r>
+    </w:p>
+    <w:p>
+      <w:pPr>
+        <w:spacing w:after="120"/>
+      </w:pPr>
+      <w:r>
+        <w:rPr>
+          <w:sz w:val="22"/>
+          <w:szCs w:val="22"/>
+        </w:rPr>
+        <w:t xml:space="preserve">Tu as traversé Riyâḍat an-nafs.</w:t>
+      </w:r>
+    </w:p>
+    <w:p>
+      <w:pPr>
+        <w:spacing w:after="80"/>
+      </w:pPr>
+      <w:r>
+        <w:rPr>
+          <w:b/>
+          <w:bCs/>
+          <w:sz w:val="22"/>
+          <w:szCs w:val="22"/>
+        </w:rPr>
+        <w:t xml:space="preserve">doucement</w:t>
+      </w:r>
+    </w:p>
+    <w:p>
+      <w:pPr>
+        <w:spacing w:after="80"/>
+      </w:pPr>
+      <w:r>
+        <w:rPr>
+          <w:b/>
+          <w:bCs/>
+          <w:sz w:val="22"/>
+          <w:szCs w:val="22"/>
+        </w:rPr>
+        <w:t xml:space="preserve">serieusement</w:t>
+      </w:r>
+    </w:p>
+    <w:p>
+      <w:pPr>
+        <w:pStyle w:val="Heading2"/>
+        <w:spacing w:before="300"/>
+      </w:pPr>
+      <w:r>
+        <w:rPr>
+          <w:b/>
+          <w:bCs/>
+          <w:sz w:val="26"/>
+          <w:szCs w:val="26"/>
+        </w:rPr>
+        <w:t xml:space="preserve">Porte de l'Anxiété</w:t>
+      </w:r>
+    </w:p>
+    <w:p>
+      <w:pPr>
+        <w:spacing w:after="120"/>
+      </w:pPr>
+      <w:r>
+        <w:rPr>
+          <w:sz w:val="22"/>
+          <w:szCs w:val="22"/>
+        </w:rPr>
+        <w:t xml:space="preserve">بَاب الْقَلَق</w:t>
+      </w:r>
+    </w:p>
+    <w:p>
+      <w:pPr>
+        <w:pStyle w:val="Heading3"/>
+        <w:spacing w:before="200"/>
+      </w:pPr>
+      <w:r>
+        <w:rPr>
+          <w:b/>
+          <w:bCs/>
+          <w:sz w:val="22"/>
+          <w:szCs w:val="22"/>
+        </w:rPr>
+        <w:t xml:space="preserve">vocabulary</w:t>
+      </w:r>
+    </w:p>
+    <w:p>
+      <w:pPr>
+        <w:spacing w:after="80"/>
+      </w:pPr>
+      <w:r>
+        <w:rPr>
+          <w:b/>
+          <w:bCs/>
+          <w:sz w:val="22"/>
+          <w:szCs w:val="22"/>
+        </w:rPr>
+        <w:t xml:space="preserve">qalaq</w:t>
+      </w:r>
+    </w:p>
+    <w:p>
+      <w:pPr>
+        <w:spacing w:after="120"/>
+      </w:pPr>
+      <w:r>
+        <w:rPr>
+          <w:sz w:val="22"/>
+          <w:szCs w:val="22"/>
+        </w:rPr>
+        <w:t xml:space="preserve">الْقَلَق</w:t>
+      </w:r>
+    </w:p>
+    <w:p>
+      <w:pPr>
+        <w:spacing w:after="120"/>
+      </w:pPr>
+      <w:r>
+        <w:rPr>
+          <w:sz w:val="22"/>
+          <w:szCs w:val="22"/>
+        </w:rPr>
+        <w:t xml:space="preserve">Agitation</w:t>
+      </w:r>
+    </w:p>
+    <w:p>
+      <w:pPr>
+        <w:spacing w:after="80"/>
+      </w:pPr>
+      <w:r>
+        <w:rPr>
+          <w:b/>
+          <w:bCs/>
+          <w:sz w:val="22"/>
+          <w:szCs w:val="22"/>
+        </w:rPr>
+        <w:t xml:space="preserve">hamm</w:t>
+      </w:r>
+    </w:p>
+    <w:p>
+      <w:pPr>
+        <w:spacing w:after="120"/>
+      </w:pPr>
+      <w:r>
+        <w:rPr>
+          <w:sz w:val="22"/>
+          <w:szCs w:val="22"/>
+        </w:rPr>
+        <w:t xml:space="preserve">الْهَمّ</w:t>
+      </w:r>
+    </w:p>
+    <w:p>
+      <w:pPr>
+        <w:spacing w:after="120"/>
+      </w:pPr>
+      <w:r>
+        <w:rPr>
+          <w:sz w:val="22"/>
+          <w:szCs w:val="22"/>
+        </w:rPr>
+        <w:t xml:space="preserve">Souci pesant sur le présent</w:t>
+      </w:r>
+    </w:p>
+    <w:p>
+      <w:pPr>
+        <w:spacing w:after="80"/>
+      </w:pPr>
+      <w:r>
+        <w:rPr>
+          <w:b/>
+          <w:bCs/>
+          <w:sz w:val="22"/>
+          <w:szCs w:val="22"/>
+        </w:rPr>
+        <w:t xml:space="preserve">hazan</w:t>
+      </w:r>
+    </w:p>
+    <w:p>
+      <w:pPr>
+        <w:spacing w:after="120"/>
+      </w:pPr>
+      <w:r>
+        <w:rPr>
+          <w:sz w:val="22"/>
+          <w:szCs w:val="22"/>
+        </w:rPr>
+        <w:t xml:space="preserve">الْحَزَن</w:t>
+      </w:r>
+    </w:p>
+    <w:p>
+      <w:pPr>
+        <w:spacing w:after="120"/>
+      </w:pPr>
+      <w:r>
+        <w:rPr>
+          <w:sz w:val="22"/>
+          <w:szCs w:val="22"/>
+        </w:rPr>
+        <w:t xml:space="preserve">Chagrin angoissant lié au passé</w:t>
+      </w:r>
+    </w:p>
+    <w:p>
+      <w:pPr>
+        <w:spacing w:after="80"/>
+      </w:pPr>
+      <w:r>
+        <w:rPr>
+          <w:b/>
+          <w:bCs/>
+          <w:sz w:val="22"/>
+          <w:szCs w:val="22"/>
+        </w:rPr>
+        <w:t xml:space="preserve">jazaa</w:t>
+      </w:r>
+    </w:p>
+    <w:p>
+      <w:pPr>
+        <w:spacing w:after="120"/>
+      </w:pPr>
+      <w:r>
+        <w:rPr>
+          <w:sz w:val="22"/>
+          <w:szCs w:val="22"/>
+        </w:rPr>
+        <w:t xml:space="preserve">الْجَزَع</w:t>
+      </w:r>
+    </w:p>
+    <w:p>
+      <w:pPr>
+        <w:spacing w:after="120"/>
+      </w:pPr>
+      <w:r>
+        <w:rPr>
+          <w:sz w:val="22"/>
+          <w:szCs w:val="22"/>
+        </w:rPr>
+        <w:t xml:space="preserve">Panique paralysante</w:t>
+      </w:r>
+    </w:p>
+    <w:p>
+      <w:pPr>
+        <w:spacing w:after="80"/>
+      </w:pPr>
+      <w:r>
+        <w:rPr>
+          <w:b/>
+          <w:bCs/>
+          <w:sz w:val="22"/>
+          <w:szCs w:val="22"/>
+        </w:rPr>
+        <w:t xml:space="preserve">yaas</w:t>
+      </w:r>
+    </w:p>
+    <w:p>
+      <w:pPr>
+        <w:spacing w:after="120"/>
+      </w:pPr>
+      <w:r>
+        <w:rPr>
+          <w:sz w:val="22"/>
+          <w:szCs w:val="22"/>
+        </w:rPr>
+        <w:t xml:space="preserve">الْيَأْس</w:t>
+      </w:r>
+    </w:p>
+    <w:p>
+      <w:pPr>
+        <w:spacing w:after="120"/>
+      </w:pPr>
+      <w:r>
+        <w:rPr>
+          <w:sz w:val="22"/>
+          <w:szCs w:val="22"/>
+        </w:rPr>
+        <w:t xml:space="preserve">Désespoir (manquement spirituel)</w:t>
+      </w:r>
+    </w:p>
+    <w:p>
+      <w:pPr>
+        <w:spacing w:after="80"/>
+      </w:pPr>
+      <w:r>
+        <w:rPr>
+          <w:b/>
+          <w:bCs/>
+          <w:sz w:val="22"/>
+          <w:szCs w:val="22"/>
+        </w:rPr>
+        <w:t xml:space="preserve">khawf</w:t>
+      </w:r>
+    </w:p>
+    <w:p>
+      <w:pPr>
+        <w:spacing w:after="120"/>
+      </w:pPr>
+      <w:r>
+        <w:rPr>
+          <w:sz w:val="22"/>
+          <w:szCs w:val="22"/>
+        </w:rPr>
+        <w:t xml:space="preserve">الْخَوْف</w:t>
+      </w:r>
+    </w:p>
+    <w:p>
+      <w:pPr>
+        <w:spacing w:after="120"/>
+      </w:pPr>
+      <w:r>
+        <w:rPr>
+          <w:sz w:val="22"/>
+          <w:szCs w:val="22"/>
+        </w:rPr>
+        <w:t xml:space="preserve">Peur saine</w:t>
+      </w:r>
+    </w:p>
+    <w:p>
+      <w:pPr>
+        <w:spacing w:after="80"/>
+      </w:pPr>
+      <w:r>
+        <w:rPr>
+          <w:b/>
+          <w:bCs/>
+          <w:sz w:val="22"/>
+          <w:szCs w:val="22"/>
+        </w:rPr>
+        <w:t xml:space="preserve">wasawis</w:t>
+      </w:r>
+    </w:p>
+    <w:p>
+      <w:pPr>
+        <w:spacing w:after="120"/>
+      </w:pPr>
+      <w:r>
+        <w:rPr>
+          <w:sz w:val="22"/>
+          <w:szCs w:val="22"/>
+        </w:rPr>
+        <w:t xml:space="preserve">وَسَاوِس</w:t>
+      </w:r>
+    </w:p>
+    <w:p>
+      <w:pPr>
+        <w:spacing w:after="120"/>
+      </w:pPr>
+      <w:r>
+        <w:rPr>
+          <w:sz w:val="22"/>
+          <w:szCs w:val="22"/>
+        </w:rPr>
+        <w:t xml:space="preserve">Chuchotements répétitifs (réf. sourate An-Nâs)</w:t>
+      </w:r>
+    </w:p>
+    <w:p>
+      <w:pPr>
+        <w:pStyle w:val="Heading3"/>
+        <w:spacing w:before="200"/>
+      </w:pPr>
+      <w:r>
+        <w:rPr>
+          <w:b/>
+          <w:bCs/>
+          <w:sz w:val="22"/>
+          <w:szCs w:val="22"/>
+        </w:rPr>
+        <w:t xml:space="preserve">itmiinan</w:t>
+      </w:r>
+    </w:p>
+    <w:p>
+      <w:pPr>
+        <w:spacing w:after="80"/>
+      </w:pPr>
+      <w:r>
+        <w:rPr>
+          <w:b/>
+          <w:bCs/>
+          <w:sz w:val="22"/>
+          <w:szCs w:val="22"/>
+        </w:rPr>
+        <w:t xml:space="preserve">etape1_verset_apaisement</w:t>
+      </w:r>
+    </w:p>
+    <w:p>
+      <w:pPr>
+        <w:spacing w:after="120"/>
+      </w:pPr>
+      <w:r>
+        <w:rPr>
+          <w:sz w:val="22"/>
+          <w:szCs w:val="22"/>
+        </w:rPr>
+        <w:t xml:space="preserve">أَلَا بِذِكْرِ اللَّهِ تَطْمَئِنُّ الْقُلُوبُ</w:t>
+      </w:r>
+    </w:p>
+    <w:p>
+      <w:pPr>
+        <w:spacing w:after="120"/>
+      </w:pPr>
+      <w:r>
+        <w:rPr>
+          <w:sz w:val="22"/>
+          <w:szCs w:val="22"/>
+        </w:rPr>
+        <w:t xml:space="preserve">Alâ bi-dhikri Llâhi taṭma'innu al-qulûb</w:t>
+      </w:r>
+    </w:p>
+    <w:p>
+      <w:pPr>
+        <w:spacing w:after="120"/>
+      </w:pPr>
+      <w:r>
+        <w:rPr>
+          <w:sz w:val="22"/>
+          <w:szCs w:val="22"/>
+        </w:rPr>
+        <w:t xml:space="preserve">N'est-ce pas par le rappel d'Allah que les cœurs s'apaisent ?</w:t>
+      </w:r>
+    </w:p>
+    <w:p>
+      <w:pPr>
+        <w:spacing w:after="120"/>
+      </w:pPr>
+      <w:r>
+        <w:rPr>
+          <w:sz w:val="22"/>
+          <w:szCs w:val="22"/>
+        </w:rPr>
+        <w:t xml:space="preserve">verse</w:t>
+      </w:r>
+    </w:p>
+    <w:p>
+      <w:pPr>
+        <w:spacing w:after="120"/>
+      </w:pPr>
+      <w:r>
+        <w:rPr>
+          <w:i/>
+          <w:iCs/>
+          <w:sz w:val="22"/>
+          <w:szCs w:val="22"/>
+        </w:rPr>
+        <w:t xml:space="preserve">Source : Coran, Ar-Raʿd 13:28</w:t>
+      </w:r>
+    </w:p>
+    <w:p>
+      <w:pPr>
+        <w:spacing w:after="80"/>
+      </w:pPr>
+      <w:r>
+        <w:rPr>
+          <w:b/>
+          <w:bCs/>
+          <w:sz w:val="22"/>
+          <w:szCs w:val="22"/>
+        </w:rPr>
+        <w:t xml:space="preserve">etape2_hasbunallah</w:t>
+      </w:r>
+    </w:p>
+    <w:p>
+      <w:pPr>
+        <w:spacing w:after="120"/>
+      </w:pPr>
+      <w:r>
+        <w:rPr>
+          <w:sz w:val="22"/>
+          <w:szCs w:val="22"/>
+        </w:rPr>
+        <w:t xml:space="preserve">حَسْبُنَا اللَّهُ وَنِعْمَ الْوَكِيلُ</w:t>
+      </w:r>
+    </w:p>
+    <w:p>
+      <w:pPr>
+        <w:spacing w:after="120"/>
+      </w:pPr>
+      <w:r>
+        <w:rPr>
+          <w:sz w:val="22"/>
+          <w:szCs w:val="22"/>
+        </w:rPr>
+        <w:t xml:space="preserve">Ḥasbunâ-llâhu wa niʿma al-wakîl</w:t>
+      </w:r>
+    </w:p>
+    <w:p>
+      <w:pPr>
+        <w:spacing w:after="120"/>
+      </w:pPr>
+      <w:r>
+        <w:rPr>
+          <w:sz w:val="22"/>
+          <w:szCs w:val="22"/>
+        </w:rPr>
+        <w:t xml:space="preserve">Allah nous suffit, et quel excellent Garant.</w:t>
+      </w:r>
+    </w:p>
+    <w:p>
+      <w:pPr>
+        <w:spacing w:after="120"/>
+      </w:pPr>
+      <w:r>
+        <w:rPr>
+          <w:sz w:val="22"/>
+          <w:szCs w:val="22"/>
+        </w:rPr>
+        <w:t xml:space="preserve">verse</w:t>
+      </w:r>
+    </w:p>
+    <w:p>
+      <w:pPr>
+        <w:spacing w:after="120"/>
+      </w:pPr>
+      <w:r>
+        <w:rPr>
+          <w:sz w:val="22"/>
+          <w:szCs w:val="22"/>
+        </w:rPr>
+        <w:t xml:space="preserve">Parole d'Ibrâhîm ﷺ jeté au feu, reprise par le Prophète Muḥammad ﷺ et ses compagnons à Uḥud.</w:t>
+      </w:r>
+    </w:p>
+    <w:p>
+      <w:pPr>
+        <w:spacing w:after="120"/>
+      </w:pPr>
+      <w:r>
+        <w:rPr>
+          <w:i/>
+          <w:iCs/>
+          <w:sz w:val="22"/>
+          <w:szCs w:val="22"/>
+        </w:rPr>
+        <w:t xml:space="preserve">Source : Coran 3:173</w:t>
+      </w:r>
+    </w:p>
+    <w:p>
+      <w:pPr>
+        <w:spacing w:after="80"/>
+      </w:pPr>
+      <w:r>
+        <w:rPr>
+          <w:b/>
+          <w:bCs/>
+          <w:sz w:val="22"/>
+          <w:szCs w:val="22"/>
+        </w:rPr>
+        <w:t xml:space="preserve">etape7_refuge</w:t>
+      </w:r>
+    </w:p>
+    <w:p>
+      <w:pPr>
+        <w:spacing w:after="120"/>
+      </w:pPr>
+      <w:r>
+        <w:rPr>
+          <w:sz w:val="22"/>
+          <w:szCs w:val="22"/>
+        </w:rPr>
+        <w:t xml:space="preserve">اللَّهُمَّ إِنِّي أَعُوذُ بِكَ مِنَ الْهَمِّ وَالْحَزَنِ، وَأَعُوذُ بِكَ مِنَ الْعَجْزِ وَالْكَسَلِ</w:t>
+      </w:r>
+    </w:p>
+    <w:p>
+      <w:pPr>
+        <w:spacing w:after="120"/>
+      </w:pPr>
+      <w:r>
+        <w:rPr>
+          <w:sz w:val="22"/>
+          <w:szCs w:val="22"/>
+        </w:rPr>
+        <w:t xml:space="preserve">Allâhumma innî aʿûdhu bika min al-hammi wa al-ḥazan, wa aʿûdhu bika min al-ʿajzi wa al-kasal</w:t>
+      </w:r>
+    </w:p>
+    <w:p>
+      <w:pPr>
+        <w:spacing w:after="120"/>
+      </w:pPr>
+      <w:r>
+        <w:rPr>
+          <w:sz w:val="22"/>
+          <w:szCs w:val="22"/>
+        </w:rPr>
+        <w:t xml:space="preserve">Ô Allah, je cherche refuge auprès de Toi contre l'angoisse et la tristesse, et contre l'incapacité et la paresse.</w:t>
+      </w:r>
+    </w:p>
+    <w:p>
+      <w:pPr>
+        <w:spacing w:after="120"/>
+      </w:pPr>
+      <w:r>
+        <w:rPr>
+          <w:sz w:val="22"/>
+          <w:szCs w:val="22"/>
+        </w:rPr>
+        <w:t xml:space="preserve">duaa</w:t>
+      </w:r>
+    </w:p>
+    <w:p>
+      <w:pPr>
+        <w:spacing w:after="120"/>
+      </w:pPr>
+      <w:r>
+        <w:rPr>
+          <w:sz w:val="22"/>
+          <w:szCs w:val="22"/>
+        </w:rPr>
+        <w:t xml:space="preserve">Anas ibn Mâlik</w:t>
+      </w:r>
+    </w:p>
+    <w:p>
+      <w:pPr>
+        <w:spacing w:after="120"/>
+      </w:pPr>
+      <w:r>
+        <w:rPr>
+          <w:sz w:val="22"/>
+          <w:szCs w:val="22"/>
+        </w:rPr>
+        <w:t xml:space="preserve">Duʿâ' que le Prophète ﷺ disait fréquemment. Version complète plus longue : aʿûdhu bika min al-jubni wa al-bukhl, wa min ghalabati d-dayni wa qahri r-rijâl.</w:t>
+      </w:r>
+    </w:p>
+    <w:p>
+      <w:pPr>
+        <w:spacing w:after="120"/>
+      </w:pPr>
+      <w:r>
+        <w:rPr>
+          <w:i/>
+          <w:iCs/>
+          <w:sz w:val="22"/>
+          <w:szCs w:val="22"/>
+        </w:rPr>
+        <w:t xml:space="preserve">Source : Bukhârî 6369</w:t>
+      </w:r>
+    </w:p>
+    <w:p>
+      <w:pPr>
+        <w:spacing w:after="120"/>
+      </w:pPr>
+      <w:r>
+        <w:rPr>
+          <w:i/>
+          <w:iCs/>
+          <w:sz w:val="22"/>
+          <w:szCs w:val="22"/>
+        </w:rPr>
+        <w:t xml:space="preserve">Grade : sahih</w:t>
+      </w:r>
+    </w:p>
+    <w:p>
+      <w:pPr>
+        <w:pStyle w:val="Heading3"/>
+        <w:spacing w:before="200"/>
+      </w:pPr>
+      <w:r>
+        <w:rPr>
+          <w:b/>
+          <w:bCs/>
+          <w:sz w:val="22"/>
+          <w:szCs w:val="22"/>
+        </w:rPr>
+        <w:t xml:space="preserve">muhasaba</w:t>
+      </w:r>
+    </w:p>
+    <w:p>
+      <w:pPr>
+        <w:spacing w:after="80"/>
+      </w:pPr>
+      <w:r>
+        <w:rPr>
+          <w:b/>
+          <w:bCs/>
+          <w:sz w:val="22"/>
+          <w:szCs w:val="22"/>
+        </w:rPr>
+        <w:t xml:space="preserve">etape6_tawakkul</w:t>
+      </w:r>
+    </w:p>
+    <w:p>
+      <w:pPr>
+        <w:spacing w:after="120"/>
+      </w:pPr>
+      <w:r>
+        <w:rPr>
+          <w:sz w:val="22"/>
+          <w:szCs w:val="22"/>
+        </w:rPr>
+        <w:t xml:space="preserve">وَمَنْ يَتَوَكَّلْ عَلَى اللَّهِ فَهُوَ حَسْبُهُ</w:t>
+      </w:r>
+    </w:p>
+    <w:p>
+      <w:pPr>
+        <w:spacing w:after="120"/>
+      </w:pPr>
+      <w:r>
+        <w:rPr>
+          <w:sz w:val="22"/>
+          <w:szCs w:val="22"/>
+        </w:rPr>
+        <w:t xml:space="preserve">Wa man yatawakkal ʿalâ Llâhi fa-huwa ḥasbuh</w:t>
+      </w:r>
+    </w:p>
+    <w:p>
+      <w:pPr>
+        <w:spacing w:after="120"/>
+      </w:pPr>
+      <w:r>
+        <w:rPr>
+          <w:sz w:val="22"/>
+          <w:szCs w:val="22"/>
+        </w:rPr>
+        <w:t xml:space="preserve">Quiconque place sa confiance en Allah, Il lui suffit.</w:t>
+      </w:r>
+    </w:p>
+    <w:p>
+      <w:pPr>
+        <w:spacing w:after="120"/>
+      </w:pPr>
+      <w:r>
+        <w:rPr>
+          <w:sz w:val="22"/>
+          <w:szCs w:val="22"/>
+        </w:rPr>
+        <w:t xml:space="preserve">verse</w:t>
+      </w:r>
+    </w:p>
+    <w:p>
+      <w:pPr>
+        <w:spacing w:after="120"/>
+      </w:pPr>
+      <w:r>
+        <w:rPr>
+          <w:i/>
+          <w:iCs/>
+          <w:sz w:val="22"/>
+          <w:szCs w:val="22"/>
+        </w:rPr>
+        <w:t xml:space="preserve">Source : Coran, Aṭ-Ṭalâq 65:3</w:t>
+      </w:r>
+    </w:p>
+    <w:p>
+      <w:pPr>
+        <w:spacing w:after="80"/>
+      </w:pPr>
+      <w:r>
+        <w:rPr>
+          <w:b/>
+          <w:bCs/>
+          <w:sz w:val="22"/>
+          <w:szCs w:val="22"/>
+        </w:rPr>
+        <w:t xml:space="preserve">etape6_attache_chamelle</w:t>
+      </w:r>
+    </w:p>
+    <w:p>
+      <w:pPr>
+        <w:spacing w:after="120"/>
+      </w:pPr>
+      <w:r>
+        <w:rPr>
+          <w:sz w:val="22"/>
+          <w:szCs w:val="22"/>
+        </w:rPr>
+        <w:t xml:space="preserve">اعْقِلْهَا وَتَوَكَّلْ</w:t>
+      </w:r>
+    </w:p>
+    <w:p>
+      <w:pPr>
+        <w:spacing w:after="120"/>
+      </w:pPr>
+      <w:r>
+        <w:rPr>
+          <w:sz w:val="22"/>
+          <w:szCs w:val="22"/>
+        </w:rPr>
+        <w:t xml:space="preserve">Iʿqilhâ wa tawakkal</w:t>
+      </w:r>
+    </w:p>
+    <w:p>
+      <w:pPr>
+        <w:spacing w:after="120"/>
+      </w:pPr>
+      <w:r>
+        <w:rPr>
+          <w:sz w:val="22"/>
+          <w:szCs w:val="22"/>
+        </w:rPr>
+        <w:t xml:space="preserve">Attache-la (la chamelle), puis place ta confiance en Allah.</w:t>
+      </w:r>
+    </w:p>
+    <w:p>
+      <w:pPr>
+        <w:spacing w:after="120"/>
+      </w:pPr>
+      <w:r>
+        <w:rPr>
+          <w:sz w:val="22"/>
+          <w:szCs w:val="22"/>
+        </w:rPr>
+        <w:t xml:space="preserve">hadith</w:t>
+      </w:r>
+    </w:p>
+    <w:p>
+      <w:pPr>
+        <w:spacing w:after="120"/>
+      </w:pPr>
+      <w:r>
+        <w:rPr>
+          <w:sz w:val="22"/>
+          <w:szCs w:val="22"/>
+        </w:rPr>
+        <w:t xml:space="preserve">Anas ibn Mâlik</w:t>
+      </w:r>
+    </w:p>
+    <w:p>
+      <w:pPr>
+        <w:spacing w:after="120"/>
+      </w:pPr>
+      <w:r>
+        <w:rPr>
+          <w:i/>
+          <w:iCs/>
+          <w:sz w:val="22"/>
+          <w:szCs w:val="22"/>
+        </w:rPr>
+        <w:t xml:space="preserve">Source : Tirmidhî 2517</w:t>
+      </w:r>
+    </w:p>
+    <w:p>
+      <w:pPr>
+        <w:spacing w:after="120"/>
+      </w:pPr>
+      <w:r>
+        <w:rPr>
+          <w:i/>
+          <w:iCs/>
+          <w:sz w:val="22"/>
+          <w:szCs w:val="22"/>
+        </w:rPr>
+        <w:t xml:space="preserve">Grade : hasan (déclaré bon par Al-Albânî)</w:t>
+      </w:r>
+    </w:p>
+    <w:p>
+      <w:pPr>
+        <w:spacing w:after="80"/>
+      </w:pPr>
+      <w:r>
+        <w:rPr>
+          <w:b/>
+          <w:bCs/>
+          <w:sz w:val="22"/>
+          <w:szCs w:val="22"/>
+        </w:rPr>
+        <w:t xml:space="preserve">etape6_dhikr_vivant_mort</w:t>
+      </w:r>
+    </w:p>
+    <w:p>
+      <w:pPr>
+        <w:spacing w:after="120"/>
+      </w:pPr>
+      <w:r>
+        <w:rPr>
+          <w:sz w:val="22"/>
+          <w:szCs w:val="22"/>
+        </w:rPr>
+        <w:t xml:space="preserve">مَثَلُ الَّذِي يَذْكُرُ رَبَّهُ وَالَّذِي لَا يَذْكُرُ رَبَّهُ مَثَلُ الْحَيِّ وَالْمَيِّتِ</w:t>
+      </w:r>
+    </w:p>
+    <w:p>
+      <w:pPr>
+        <w:spacing w:after="120"/>
+      </w:pPr>
+      <w:r>
+        <w:rPr>
+          <w:sz w:val="22"/>
+          <w:szCs w:val="22"/>
+        </w:rPr>
+        <w:t xml:space="preserve">Mathalu lladhî yadhkuru rabbahu wa lladhî lâ yadhkuru rabbahu mathalu al-ḥayyi wa al-mayyit</w:t>
+      </w:r>
+    </w:p>
+    <w:p>
+      <w:pPr>
+        <w:spacing w:after="120"/>
+      </w:pPr>
+      <w:r>
+        <w:rPr>
+          <w:sz w:val="22"/>
+          <w:szCs w:val="22"/>
+        </w:rPr>
+        <w:t xml:space="preserve">L'exemple de celui qui invoque son Seigneur et celui qui ne l'invoque pas est comme l'exemple du vivant et du mort.</w:t>
+      </w:r>
+    </w:p>
+    <w:p>
+      <w:pPr>
+        <w:spacing w:after="120"/>
+      </w:pPr>
+      <w:r>
+        <w:rPr>
+          <w:sz w:val="22"/>
+          <w:szCs w:val="22"/>
+        </w:rPr>
+        <w:t xml:space="preserve">hadith</w:t>
+      </w:r>
+    </w:p>
+    <w:p>
+      <w:pPr>
+        <w:spacing w:after="120"/>
+      </w:pPr>
+      <w:r>
+        <w:rPr>
+          <w:sz w:val="22"/>
+          <w:szCs w:val="22"/>
+        </w:rPr>
+        <w:t xml:space="preserve">Abû Mûsâ al-Ashʿarî</w:t>
+      </w:r>
+    </w:p>
+    <w:p>
+      <w:pPr>
+        <w:spacing w:after="120"/>
+      </w:pPr>
+      <w:r>
+        <w:rPr>
+          <w:i/>
+          <w:iCs/>
+          <w:sz w:val="22"/>
+          <w:szCs w:val="22"/>
+        </w:rPr>
+        <w:t xml:space="preserve">Source : Bukhârî 6407</w:t>
+      </w:r>
+    </w:p>
+    <w:p>
+      <w:pPr>
+        <w:spacing w:after="120"/>
+      </w:pPr>
+      <w:r>
+        <w:rPr>
+          <w:i/>
+          <w:iCs/>
+          <w:sz w:val="22"/>
+          <w:szCs w:val="22"/>
+        </w:rPr>
+        <w:t xml:space="preserve">Grade : sahih</w:t>
+      </w:r>
+    </w:p>
+    <w:p>
+      <w:pPr>
+        <w:spacing w:after="80"/>
+      </w:pPr>
+      <w:r>
+        <w:rPr>
+          <w:b/>
+          <w:bCs/>
+          <w:sz w:val="22"/>
+          <w:szCs w:val="22"/>
+        </w:rPr>
+        <w:t xml:space="preserve">etape6_dhikr_options</w:t>
+      </w:r>
+    </w:p>
+    <w:p>
+      <w:pPr>
+        <w:spacing w:after="80"/>
+      </w:pPr>
+      <w:r>
+        <w:rPr>
+          <w:b/>
+          <w:bCs/>
+          <w:sz w:val="22"/>
+          <w:szCs w:val="22"/>
+        </w:rPr>
+        <w:t xml:space="preserve">etape6_dhikr_options</w:t>
+      </w:r>
+    </w:p>
+    <w:p>
+      <w:pPr>
+        <w:spacing w:after="120"/>
+      </w:pPr>
+      <w:r>
+        <w:rPr>
+          <w:sz w:val="22"/>
+          <w:szCs w:val="22"/>
+        </w:rPr>
+        <w:t xml:space="preserve">سُبْحَانَ اللَّهِ</w:t>
+      </w:r>
+    </w:p>
+    <w:p>
+      <w:pPr>
+        <w:spacing w:after="120"/>
+      </w:pPr>
+      <w:r>
+        <w:rPr>
+          <w:sz w:val="22"/>
+          <w:szCs w:val="22"/>
+        </w:rPr>
+        <w:t xml:space="preserve">Subḥâna-llâh</w:t>
+      </w:r>
+    </w:p>
+    <w:p>
+      <w:pPr>
+        <w:spacing w:after="120"/>
+      </w:pPr>
+      <w:r>
+        <w:rPr>
+          <w:sz w:val="22"/>
+          <w:szCs w:val="22"/>
+        </w:rPr>
+        <w:t xml:space="preserve">Gloire à Allah</w:t>
+      </w:r>
+    </w:p>
+    <w:p>
+      <w:pPr>
+        <w:spacing w:after="80"/>
+      </w:pPr>
+      <w:r>
+        <w:rPr>
+          <w:b/>
+          <w:bCs/>
+          <w:sz w:val="22"/>
+          <w:szCs w:val="22"/>
+        </w:rPr>
+        <w:t xml:space="preserve">etape6_dhikr_options</w:t>
+      </w:r>
+    </w:p>
+    <w:p>
+      <w:pPr>
+        <w:spacing w:after="120"/>
+      </w:pPr>
+      <w:r>
+        <w:rPr>
+          <w:sz w:val="22"/>
+          <w:szCs w:val="22"/>
+        </w:rPr>
+        <w:t xml:space="preserve">حَسْبُنَا اللَّهُ</w:t>
+      </w:r>
+    </w:p>
+    <w:p>
+      <w:pPr>
+        <w:spacing w:after="120"/>
+      </w:pPr>
+      <w:r>
+        <w:rPr>
+          <w:sz w:val="22"/>
+          <w:szCs w:val="22"/>
+        </w:rPr>
+        <w:t xml:space="preserve">Ḥasbunâ-llâh</w:t>
+      </w:r>
+    </w:p>
+    <w:p>
+      <w:pPr>
+        <w:spacing w:after="120"/>
+      </w:pPr>
+      <w:r>
+        <w:rPr>
+          <w:sz w:val="22"/>
+          <w:szCs w:val="22"/>
+        </w:rPr>
+        <w:t xml:space="preserve">Allah nous suffit</w:t>
+      </w:r>
+    </w:p>
+    <w:p>
+      <w:pPr>
+        <w:spacing w:after="80"/>
+      </w:pPr>
+      <w:r>
+        <w:rPr>
+          <w:b/>
+          <w:bCs/>
+          <w:sz w:val="22"/>
+          <w:szCs w:val="22"/>
+        </w:rPr>
+        <w:t xml:space="preserve">etape6_dhikr_options</w:t>
+      </w:r>
+    </w:p>
+    <w:p>
+      <w:pPr>
+        <w:spacing w:after="120"/>
+      </w:pPr>
+      <w:r>
+        <w:rPr>
+          <w:sz w:val="22"/>
+          <w:szCs w:val="22"/>
+        </w:rPr>
+        <w:t xml:space="preserve">لَا حَوْلَ وَلَا قُوَّةَ إِلَّا بِاللَّهِ</w:t>
+      </w:r>
+    </w:p>
+    <w:p>
+      <w:pPr>
+        <w:spacing w:after="120"/>
+      </w:pPr>
+      <w:r>
+        <w:rPr>
+          <w:sz w:val="22"/>
+          <w:szCs w:val="22"/>
+        </w:rPr>
+        <w:t xml:space="preserve">Lâ ḥawla wa lâ quwwata illâ bi-llâh</w:t>
+      </w:r>
+    </w:p>
+    <w:p>
+      <w:pPr>
+        <w:spacing w:after="120"/>
+      </w:pPr>
+      <w:r>
+        <w:rPr>
+          <w:sz w:val="22"/>
+          <w:szCs w:val="22"/>
+        </w:rPr>
+        <w:t xml:space="preserve">Il n'y a de force ni de puissance qu'en Allah</w:t>
       </w:r>
     </w:p>
     <w:sectPr>
